--- a/legal/AI実装講座_覚書ひな形.docx
+++ b/legal/AI実装講座_覚書ひな形.docx
@@ -123,20 +123,20 @@
           <w:sz w:val="20"/>
           <w:szCs w:val="20"/>
         </w:rPr>
-        <w:t xml:space="preserve">この文書の位置づけ　</w:t>
-      </w:r>
-      <w:r>
-        <w:rPr>
-          <w:rFonts w:ascii="Yu Gothic" w:cs="Yu Gothic" w:eastAsia="Yu Gothic" w:hAnsi="Yu Gothic"/>
-          <w:b w:val="false"/>
-          <w:bCs w:val="false"/>
-          <w:i w:val="false"/>
-          <w:iCs w:val="false"/>
-          <w:color w:val="000000"/>
-          <w:sz w:val="20"/>
-          <w:szCs w:val="20"/>
-        </w:rPr>
-        <w:t xml:space="preserve">これは契約書そのものではなく、12回・約5.5か月にわたって受講企業の見積・就業規則・月次数値・顧客FAQを預かり、毎回録画するという本講座の実態から、落としてはいけない論点を漏らさないための下敷きです。そのまま署名に使わず、必ず弁護士の確認を受けてください。特に第8条（責任の範囲）は、上限額の設定が受託者の立場・報酬額・保険の有無によって妥当な水準が変わります。</w:t>
+        <w:t xml:space="preserve">この文書は法的助言ではありません　</w:t>
+      </w:r>
+      <w:r>
+        <w:rPr>
+          <w:rFonts w:ascii="Yu Gothic" w:cs="Yu Gothic" w:eastAsia="Yu Gothic" w:hAnsi="Yu Gothic"/>
+          <w:b w:val="false"/>
+          <w:bCs w:val="false"/>
+          <w:i w:val="false"/>
+          <w:iCs w:val="false"/>
+          <w:color w:val="000000"/>
+          <w:sz w:val="20"/>
+          <w:szCs w:val="20"/>
+        </w:rPr>
+        <w:t xml:space="preserve">本書は、契約書の条文案と、講師（乙）向けの検討メモを1冊にまとめたものです。弁護士が作成したものではなく、法律上の判断を示すものでもありません。12回・約5.5か月にわたって受講企業の見積・就業規則・月次数値・顧客FAQを預かり、毎回録画するという本講座の実態から、落としてはいけない論点を漏らさないための下敷きです。そのまま署名に使わず、必ず弁護士の確認を受けてください。</w:t>
       </w:r>
     </w:p>
     <w:p>
@@ -162,438 +162,20 @@
           <w:sz w:val="20"/>
           <w:szCs w:val="20"/>
         </w:rPr>
-        <w:t xml:space="preserve">使い方の順序　</w:t>
-      </w:r>
-      <w:r>
-        <w:rPr>
-          <w:rFonts w:ascii="Yu Gothic" w:cs="Yu Gothic" w:eastAsia="Yu Gothic" w:hAnsi="Yu Gothic"/>
-          <w:b w:val="false"/>
-          <w:bCs w:val="false"/>
-          <w:i w:val="false"/>
-          <w:iCs w:val="false"/>
-          <w:color w:val="000000"/>
-          <w:sz w:val="20"/>
-          <w:szCs w:val="20"/>
-        </w:rPr>
-        <w:t xml:space="preserve">①この覚書を弁護士に見せ、自分の案件に合わせて直してもらう　②直した版を、初回（ハンドブック2-7の項目5）の前に受講者へ送る　③初回の冒頭15分で、第4条（録画）と第5条（預かりデータ）だけは口頭でも確認する　④署名は初回終了後でよい。ただし第2回までに必ず取り交わす</w:t>
-      </w:r>
-    </w:p>
-    <w:p>
-      <w:r>
-        <w:br w:type="page"/>
-      </w:r>
-    </w:p>
-    <w:p>
-      <w:pPr>
-        <w:pStyle w:val="Heading1"/>
-        <w:shd w:fill="1F3864" w:color="auto" w:val="clear"/>
-        <w:spacing w:after="200" w:before="360"/>
-        <w:ind w:left="120"/>
-      </w:pPr>
-      <w:r>
-        <w:rPr>
-          <w:rFonts w:ascii="Yu Gothic" w:cs="Yu Gothic" w:eastAsia="Yu Gothic" w:hAnsi="Yu Gothic"/>
-          <w:b/>
-          <w:bCs/>
-          <w:i w:val="false"/>
-          <w:iCs w:val="false"/>
-          <w:color w:val="FFFFFF"/>
-          <w:sz w:val="28"/>
-          <w:szCs w:val="28"/>
-        </w:rPr>
-        <w:t xml:space="preserve">業務委託・秘密保持・録画の取扱いに関する覚書</w:t>
-      </w:r>
-    </w:p>
-    <w:p>
-      <w:pPr>
-        <w:spacing w:after="200" w:before="0" w:line="276"/>
-      </w:pPr>
-      <w:r>
-        <w:rPr>
-          <w:rFonts w:ascii="Yu Gothic" w:cs="Yu Gothic" w:eastAsia="Yu Gothic" w:hAnsi="Yu Gothic"/>
-          <w:b w:val="false"/>
-          <w:bCs w:val="false"/>
-          <w:i w:val="false"/>
-          <w:iCs w:val="false"/>
-          <w:color w:val="000000"/>
-          <w:sz w:val="20"/>
-          <w:szCs w:val="20"/>
-        </w:rPr>
-        <w:t xml:space="preserve">　　　　　　　　　　（以下「甲」という。）と　　　　　　　　　　（以下「乙」という。）とは、乙が甲に対して提供する研修サービス「経営者のためのAI実装講座（1対1版）」（以下「本講座」という。）に関し、次のとおり合意する。</w:t>
-      </w:r>
-    </w:p>
-    <w:p>
-      <w:pPr>
-        <w:spacing w:after="100" w:before="260"/>
-      </w:pPr>
-      <w:r>
-        <w:rPr>
-          <w:rFonts w:ascii="Yu Gothic" w:cs="Yu Gothic" w:eastAsia="Yu Gothic" w:hAnsi="Yu Gothic"/>
-          <w:b/>
-          <w:bCs/>
-          <w:i w:val="false"/>
-          <w:iCs w:val="false"/>
-          <w:color w:val="1F3864"/>
-          <w:sz w:val="22"/>
-          <w:szCs w:val="22"/>
-        </w:rPr>
-        <w:t xml:space="preserve">第1条（本講座の内容）</w:t>
-      </w:r>
-    </w:p>
-    <w:p>
-      <w:pPr>
-        <w:spacing w:after="70" w:line="276"/>
-        <w:ind w:left="220" w:hanging="220"/>
-      </w:pPr>
-      <w:r>
-        <w:rPr>
-          <w:rFonts w:ascii="Yu Gothic" w:cs="Yu Gothic" w:eastAsia="Yu Gothic" w:hAnsi="Yu Gothic"/>
-          <w:b/>
-          <w:bCs/>
-          <w:i w:val="false"/>
-          <w:iCs w:val="false"/>
-          <w:color w:val="000000"/>
-          <w:sz w:val="20"/>
-          <w:szCs w:val="20"/>
-        </w:rPr>
-        <w:t xml:space="preserve">1.　</w:t>
-      </w:r>
-      <w:r>
-        <w:rPr>
-          <w:rFonts w:ascii="Yu Gothic" w:cs="Yu Gothic" w:eastAsia="Yu Gothic" w:hAnsi="Yu Gothic"/>
-          <w:b w:val="false"/>
-          <w:bCs w:val="false"/>
-          <w:i w:val="false"/>
-          <w:iCs w:val="false"/>
-          <w:color w:val="000000"/>
-          <w:sz w:val="20"/>
-          <w:szCs w:val="20"/>
-        </w:rPr>
-        <w:t xml:space="preserve">本講座は、オンラインによる1対1形式の研修であり、1回120分・全12回（合計24時間）を隔週で実施する。</w:t>
-      </w:r>
-    </w:p>
-    <w:p>
-      <w:pPr>
-        <w:spacing w:after="70" w:line="276"/>
-        <w:ind w:left="220" w:hanging="220"/>
-      </w:pPr>
-      <w:r>
-        <w:rPr>
-          <w:rFonts w:ascii="Yu Gothic" w:cs="Yu Gothic" w:eastAsia="Yu Gothic" w:hAnsi="Yu Gothic"/>
-          <w:b/>
-          <w:bCs/>
-          <w:i w:val="false"/>
-          <w:iCs w:val="false"/>
-          <w:color w:val="000000"/>
-          <w:sz w:val="20"/>
-          <w:szCs w:val="20"/>
-        </w:rPr>
-        <w:t xml:space="preserve">2.　</w:t>
-      </w:r>
-      <w:r>
-        <w:rPr>
-          <w:rFonts w:ascii="Yu Gothic" w:cs="Yu Gothic" w:eastAsia="Yu Gothic" w:hAnsi="Yu Gothic"/>
-          <w:b w:val="false"/>
-          <w:bCs w:val="false"/>
-          <w:i w:val="false"/>
-          <w:iCs w:val="false"/>
-          <w:color w:val="000000"/>
-          <w:sz w:val="20"/>
-          <w:szCs w:val="20"/>
-        </w:rPr>
-        <w:t xml:space="preserve">乙は、甲の実際の業務データを題材として、甲が自らAIツールを設計・構築・運用できるようになるための助言および伴走を行う。</w:t>
-      </w:r>
-    </w:p>
-    <w:p>
-      <w:pPr>
-        <w:spacing w:after="70" w:line="276"/>
-        <w:ind w:left="220" w:hanging="220"/>
-      </w:pPr>
-      <w:r>
-        <w:rPr>
-          <w:rFonts w:ascii="Yu Gothic" w:cs="Yu Gothic" w:eastAsia="Yu Gothic" w:hAnsi="Yu Gothic"/>
-          <w:b/>
-          <w:bCs/>
-          <w:i w:val="false"/>
-          <w:iCs w:val="false"/>
-          <w:color w:val="000000"/>
-          <w:sz w:val="20"/>
-          <w:szCs w:val="20"/>
-        </w:rPr>
-        <w:t xml:space="preserve">3.　</w:t>
-      </w:r>
-      <w:r>
-        <w:rPr>
-          <w:rFonts w:ascii="Yu Gothic" w:cs="Yu Gothic" w:eastAsia="Yu Gothic" w:hAnsi="Yu Gothic"/>
-          <w:b w:val="false"/>
-          <w:bCs w:val="false"/>
-          <w:i w:val="false"/>
-          <w:iCs w:val="false"/>
-          <w:color w:val="000000"/>
-          <w:sz w:val="20"/>
-          <w:szCs w:val="20"/>
-        </w:rPr>
-        <w:t xml:space="preserve">乙は、甲に代わって成果物を作成することを目的としない。演習における操作は、原則として甲が自ら行う。</w:t>
-      </w:r>
-    </w:p>
-    <w:p>
-      <w:pPr>
-        <w:spacing w:after="100" w:before="260"/>
-      </w:pPr>
-      <w:r>
-        <w:rPr>
-          <w:rFonts w:ascii="Yu Gothic" w:cs="Yu Gothic" w:eastAsia="Yu Gothic" w:hAnsi="Yu Gothic"/>
-          <w:b/>
-          <w:bCs/>
-          <w:i w:val="false"/>
-          <w:iCs w:val="false"/>
-          <w:color w:val="1F3864"/>
-          <w:sz w:val="22"/>
-          <w:szCs w:val="22"/>
-        </w:rPr>
-        <w:t xml:space="preserve">第2条（実施の形態と記録）</w:t>
-      </w:r>
-    </w:p>
-    <w:p>
-      <w:pPr>
-        <w:spacing w:after="70" w:line="276"/>
-        <w:ind w:left="220" w:hanging="220"/>
-      </w:pPr>
-      <w:r>
-        <w:rPr>
-          <w:rFonts w:ascii="Yu Gothic" w:cs="Yu Gothic" w:eastAsia="Yu Gothic" w:hAnsi="Yu Gothic"/>
-          <w:b/>
-          <w:bCs/>
-          <w:i w:val="false"/>
-          <w:iCs w:val="false"/>
-          <w:color w:val="000000"/>
-          <w:sz w:val="20"/>
-          <w:szCs w:val="20"/>
-        </w:rPr>
-        <w:t xml:space="preserve">1.　</w:t>
-      </w:r>
-      <w:r>
-        <w:rPr>
-          <w:rFonts w:ascii="Yu Gothic" w:cs="Yu Gothic" w:eastAsia="Yu Gothic" w:hAnsi="Yu Gothic"/>
-          <w:b w:val="false"/>
-          <w:bCs w:val="false"/>
-          <w:i w:val="false"/>
-          <w:iCs w:val="false"/>
-          <w:color w:val="000000"/>
-          <w:sz w:val="20"/>
-          <w:szCs w:val="20"/>
-        </w:rPr>
-        <w:t xml:space="preserve">本講座はオンライン会議システムを用いて同時双方向で実施する。</w:t>
-      </w:r>
-    </w:p>
-    <w:p>
-      <w:pPr>
-        <w:spacing w:after="70" w:line="276"/>
-        <w:ind w:left="220" w:hanging="220"/>
-      </w:pPr>
-      <w:r>
-        <w:rPr>
-          <w:rFonts w:ascii="Yu Gothic" w:cs="Yu Gothic" w:eastAsia="Yu Gothic" w:hAnsi="Yu Gothic"/>
-          <w:b/>
-          <w:bCs/>
-          <w:i w:val="false"/>
-          <w:iCs w:val="false"/>
-          <w:color w:val="000000"/>
-          <w:sz w:val="20"/>
-          <w:szCs w:val="20"/>
-        </w:rPr>
-        <w:t xml:space="preserve">2.　</w:t>
-      </w:r>
-      <w:r>
-        <w:rPr>
-          <w:rFonts w:ascii="Yu Gothic" w:cs="Yu Gothic" w:eastAsia="Yu Gothic" w:hAnsi="Yu Gothic"/>
-          <w:b w:val="false"/>
-          <w:bCs w:val="false"/>
-          <w:i w:val="false"/>
-          <w:iCs w:val="false"/>
-          <w:color w:val="000000"/>
-          <w:sz w:val="20"/>
-          <w:szCs w:val="20"/>
-        </w:rPr>
-        <w:t xml:space="preserve">乙は各回の開始時刻・終了時刻・実施内容を記録し、甲の求めに応じて提出する。</w:t>
-      </w:r>
-    </w:p>
-    <w:p>
-      <w:pPr>
-        <w:spacing w:after="70" w:line="276"/>
-        <w:ind w:left="220" w:hanging="220"/>
-      </w:pPr>
-      <w:r>
-        <w:rPr>
-          <w:rFonts w:ascii="Yu Gothic" w:cs="Yu Gothic" w:eastAsia="Yu Gothic" w:hAnsi="Yu Gothic"/>
-          <w:b/>
-          <w:bCs/>
-          <w:i w:val="false"/>
-          <w:iCs w:val="false"/>
-          <w:color w:val="000000"/>
-          <w:sz w:val="20"/>
-          <w:szCs w:val="20"/>
-        </w:rPr>
-        <w:t xml:space="preserve">3.　</w:t>
-      </w:r>
-      <w:r>
-        <w:rPr>
-          <w:rFonts w:ascii="Yu Gothic" w:cs="Yu Gothic" w:eastAsia="Yu Gothic" w:hAnsi="Yu Gothic"/>
-          <w:b w:val="false"/>
-          <w:bCs w:val="false"/>
-          <w:i w:val="false"/>
-          <w:iCs w:val="false"/>
-          <w:color w:val="000000"/>
-          <w:sz w:val="20"/>
-          <w:szCs w:val="20"/>
-        </w:rPr>
-        <w:t xml:space="preserve">甲が助成金の申請を行う場合、乙は前項の記録その他の証憑の提供に協力する。ただし第9条第3項の定めに従う。</w:t>
-      </w:r>
-    </w:p>
-    <w:p>
-      <w:pPr>
-        <w:spacing w:after="100" w:before="260"/>
-      </w:pPr>
-      <w:r>
-        <w:rPr>
-          <w:rFonts w:ascii="Yu Gothic" w:cs="Yu Gothic" w:eastAsia="Yu Gothic" w:hAnsi="Yu Gothic"/>
-          <w:b/>
-          <w:bCs/>
-          <w:i w:val="false"/>
-          <w:iCs w:val="false"/>
-          <w:color w:val="1F3864"/>
-          <w:sz w:val="22"/>
-          <w:szCs w:val="22"/>
-        </w:rPr>
-        <w:t xml:space="preserve">第3条（秘密情報）</w:t>
-      </w:r>
-    </w:p>
-    <w:p>
-      <w:pPr>
-        <w:spacing w:after="70" w:line="276"/>
-        <w:ind w:left="220" w:hanging="220"/>
-      </w:pPr>
-      <w:r>
-        <w:rPr>
-          <w:rFonts w:ascii="Yu Gothic" w:cs="Yu Gothic" w:eastAsia="Yu Gothic" w:hAnsi="Yu Gothic"/>
-          <w:b/>
-          <w:bCs/>
-          <w:i w:val="false"/>
-          <w:iCs w:val="false"/>
-          <w:color w:val="000000"/>
-          <w:sz w:val="20"/>
-          <w:szCs w:val="20"/>
-        </w:rPr>
-        <w:t xml:space="preserve">1.　</w:t>
-      </w:r>
-      <w:r>
-        <w:rPr>
-          <w:rFonts w:ascii="Yu Gothic" w:cs="Yu Gothic" w:eastAsia="Yu Gothic" w:hAnsi="Yu Gothic"/>
-          <w:b w:val="false"/>
-          <w:bCs w:val="false"/>
-          <w:i w:val="false"/>
-          <w:iCs w:val="false"/>
-          <w:color w:val="000000"/>
-          <w:sz w:val="20"/>
-          <w:szCs w:val="20"/>
-        </w:rPr>
-        <w:t xml:space="preserve">「秘密情報」とは、本講座に関連して甲が乙に開示し、または乙が知り得た甲の営業上・技術上の情報のうち、秘密である旨の表示の有無を問わず、通常秘密として扱われるべき一切の情報をいう。見積書、原価情報、顧客名、就業規則、月次の売上・利益、社内手続、人事に関する情報を含む。</w:t>
-      </w:r>
-    </w:p>
-    <w:p>
-      <w:pPr>
-        <w:spacing w:after="70" w:line="276"/>
-        <w:ind w:left="220" w:hanging="220"/>
-      </w:pPr>
-      <w:r>
-        <w:rPr>
-          <w:rFonts w:ascii="Yu Gothic" w:cs="Yu Gothic" w:eastAsia="Yu Gothic" w:hAnsi="Yu Gothic"/>
-          <w:b/>
-          <w:bCs/>
-          <w:i w:val="false"/>
-          <w:iCs w:val="false"/>
-          <w:color w:val="000000"/>
-          <w:sz w:val="20"/>
-          <w:szCs w:val="20"/>
-        </w:rPr>
-        <w:t xml:space="preserve">2.　</w:t>
-      </w:r>
-      <w:r>
-        <w:rPr>
-          <w:rFonts w:ascii="Yu Gothic" w:cs="Yu Gothic" w:eastAsia="Yu Gothic" w:hAnsi="Yu Gothic"/>
-          <w:b w:val="false"/>
-          <w:bCs w:val="false"/>
-          <w:i w:val="false"/>
-          <w:iCs w:val="false"/>
-          <w:color w:val="000000"/>
-          <w:sz w:val="20"/>
-          <w:szCs w:val="20"/>
-        </w:rPr>
-        <w:t xml:space="preserve">乙は、秘密情報を本講座の実施の目的以外に使用してはならない。</w:t>
-      </w:r>
-    </w:p>
-    <w:p>
-      <w:pPr>
-        <w:spacing w:after="70" w:line="276"/>
-        <w:ind w:left="220" w:hanging="220"/>
-      </w:pPr>
-      <w:r>
-        <w:rPr>
-          <w:rFonts w:ascii="Yu Gothic" w:cs="Yu Gothic" w:eastAsia="Yu Gothic" w:hAnsi="Yu Gothic"/>
-          <w:b/>
-          <w:bCs/>
-          <w:i w:val="false"/>
-          <w:iCs w:val="false"/>
-          <w:color w:val="000000"/>
-          <w:sz w:val="20"/>
-          <w:szCs w:val="20"/>
-        </w:rPr>
-        <w:t xml:space="preserve">3.　</w:t>
-      </w:r>
-      <w:r>
-        <w:rPr>
-          <w:rFonts w:ascii="Yu Gothic" w:cs="Yu Gothic" w:eastAsia="Yu Gothic" w:hAnsi="Yu Gothic"/>
-          <w:b w:val="false"/>
-          <w:bCs w:val="false"/>
-          <w:i w:val="false"/>
-          <w:iCs w:val="false"/>
-          <w:color w:val="000000"/>
-          <w:sz w:val="20"/>
-          <w:szCs w:val="20"/>
-        </w:rPr>
-        <w:t xml:space="preserve">乙は、秘密情報を第三者に開示または漏洩してはならない。ただし、法令または裁判所・行政機関の命令により開示を求められた場合は、あらかじめ甲に通知したうえで、必要最小限の範囲で開示することができる。</w:t>
-      </w:r>
-    </w:p>
-    <w:p>
-      <w:pPr>
-        <w:spacing w:after="70" w:line="276"/>
-        <w:ind w:left="220" w:hanging="220"/>
-      </w:pPr>
-      <w:r>
-        <w:rPr>
-          <w:rFonts w:ascii="Yu Gothic" w:cs="Yu Gothic" w:eastAsia="Yu Gothic" w:hAnsi="Yu Gothic"/>
-          <w:b/>
-          <w:bCs/>
-          <w:i w:val="false"/>
-          <w:iCs w:val="false"/>
-          <w:color w:val="000000"/>
-          <w:sz w:val="20"/>
-          <w:szCs w:val="20"/>
-        </w:rPr>
-        <w:t xml:space="preserve">4.　</w:t>
-      </w:r>
-      <w:r>
-        <w:rPr>
-          <w:rFonts w:ascii="Yu Gothic" w:cs="Yu Gothic" w:eastAsia="Yu Gothic" w:hAnsi="Yu Gothic"/>
-          <w:b w:val="false"/>
-          <w:bCs w:val="false"/>
-          <w:i w:val="false"/>
-          <w:iCs w:val="false"/>
-          <w:color w:val="000000"/>
-          <w:sz w:val="20"/>
-          <w:szCs w:val="20"/>
-        </w:rPr>
-        <w:t xml:space="preserve">本条の義務は、本講座の終了後3年間存続する。</w:t>
+        <w:t xml:space="preserve">受講者に渡すときは、灰色の枠を削ってから　</w:t>
+      </w:r>
+      <w:r>
+        <w:rPr>
+          <w:rFonts w:ascii="Yu Gothic" w:cs="Yu Gothic" w:eastAsia="Yu Gothic" w:hAnsi="Yu Gothic"/>
+          <w:b w:val="false"/>
+          <w:bCs w:val="false"/>
+          <w:i w:val="false"/>
+          <w:iCs w:val="false"/>
+          <w:color w:val="000000"/>
+          <w:sz w:val="20"/>
+          <w:szCs w:val="20"/>
+        </w:rPr>
+        <w:t xml:space="preserve">本書には「検討メモ」と書いた枠が5つ入っています。これは講師（乙）が読むためのもので、条文の一部ではありません。**弁護士の確認を受けた版を作るときに、この5つの枠と、この表紙2枚、末尾の参考ページを削ってください。**残る第1条〜第12条と署名欄・記入欄が、相手方に渡す本体です。</w:t>
       </w:r>
     </w:p>
     <w:p>
@@ -619,20 +201,103 @@
           <w:sz w:val="20"/>
           <w:szCs w:val="20"/>
         </w:rPr>
-        <w:t xml:space="preserve">実務の注　</w:t>
-      </w:r>
-      <w:r>
-        <w:rPr>
-          <w:rFonts w:ascii="Yu Gothic" w:cs="Yu Gothic" w:eastAsia="Yu Gothic" w:hAnsi="Yu Gothic"/>
-          <w:b w:val="false"/>
-          <w:bCs w:val="false"/>
-          <w:i w:val="false"/>
-          <w:iCs w:val="false"/>
-          <w:color w:val="000000"/>
-          <w:sz w:val="20"/>
-          <w:szCs w:val="20"/>
-        </w:rPr>
-        <w:t xml:space="preserve">第1項に業種特有の情報（レシピ・図面・患者情報・入居者情報など）があれば、必ず列挙に足してください。「通常秘密として扱われるべき」だけに頼らないほうが、後で揉めません。</w:t>
+        <w:t xml:space="preserve">使い方の順序　</w:t>
+      </w:r>
+      <w:r>
+        <w:rPr>
+          <w:rFonts w:ascii="Yu Gothic" w:cs="Yu Gothic" w:eastAsia="Yu Gothic" w:hAnsi="Yu Gothic"/>
+          <w:b w:val="false"/>
+          <w:bCs w:val="false"/>
+          <w:i w:val="false"/>
+          <w:iCs w:val="false"/>
+          <w:color w:val="000000"/>
+          <w:sz w:val="20"/>
+          <w:szCs w:val="20"/>
+        </w:rPr>
+        <w:t xml:space="preserve">①この文書を弁護士に見せ、自分の案件に合わせて直してもらう　②検討メモ枠を削った版を、初回の前に受講者へ送る　③**初回の録画は覚書の成立前に行うことになるので、録画同意だけは別紙1枚を先に取り交わす**（下記）　④署名は初回終了後でよい。ただし第2回までに必ず取り交わす</w:t>
+      </w:r>
+    </w:p>
+    <w:p>
+      <w:pPr>
+        <w:pBdr>
+          <w:top w:val="single" w:color="FFE599" w:sz="2" w:space="4"/>
+          <w:left w:val="single" w:color="C00000" w:sz="18" w:space="6"/>
+          <w:bottom w:val="single" w:color="FFE599" w:sz="2" w:space="4"/>
+          <w:right w:val="single" w:color="FFE599" w:sz="2" w:space="4"/>
+        </w:pBdr>
+        <w:shd w:fill="FFF2CC" w:color="auto" w:val="clear"/>
+        <w:spacing w:after="180" w:before="140" w:line="264"/>
+        <w:ind w:left="120" w:right="120"/>
+      </w:pPr>
+      <w:r>
+        <w:rPr>
+          <w:rFonts w:ascii="Yu Gothic" w:cs="Yu Gothic" w:eastAsia="Yu Gothic" w:hAnsi="Yu Gothic"/>
+          <w:b/>
+          <w:bCs/>
+          <w:i w:val="false"/>
+          <w:iCs w:val="false"/>
+          <w:color w:val="C00000"/>
+          <w:sz w:val="20"/>
+          <w:szCs w:val="20"/>
+        </w:rPr>
+        <w:t xml:space="preserve">第9条第3項（責任の上限）は、必ず専門家に判断してもらうこと　</w:t>
+      </w:r>
+      <w:r>
+        <w:rPr>
+          <w:rFonts w:ascii="Yu Gothic" w:cs="Yu Gothic" w:eastAsia="Yu Gothic" w:hAnsi="Yu Gothic"/>
+          <w:b w:val="false"/>
+          <w:bCs w:val="false"/>
+          <w:i w:val="false"/>
+          <w:iCs w:val="false"/>
+          <w:color w:val="000000"/>
+          <w:sz w:val="20"/>
+          <w:szCs w:val="20"/>
+        </w:rPr>
+        <w:t xml:space="preserve">上限額を委託料の範囲に置く形が妥当かどうかは、受託者の立場・報酬額・賠償責任保険の有無によって変わります。ここだけは自分で決めないでください。</w:t>
+      </w:r>
+    </w:p>
+    <w:p>
+      <w:r>
+        <w:br w:type="page"/>
+      </w:r>
+    </w:p>
+    <w:p>
+      <w:pPr>
+        <w:pStyle w:val="Heading1"/>
+        <w:shd w:fill="1F3864" w:color="auto" w:val="clear"/>
+        <w:spacing w:after="200" w:before="360"/>
+        <w:ind w:left="120"/>
+      </w:pPr>
+      <w:r>
+        <w:rPr>
+          <w:rFonts w:ascii="Yu Gothic" w:cs="Yu Gothic" w:eastAsia="Yu Gothic" w:hAnsi="Yu Gothic"/>
+          <w:b/>
+          <w:bCs/>
+          <w:i w:val="false"/>
+          <w:iCs w:val="false"/>
+          <w:color w:val="FFFFFF"/>
+          <w:sz w:val="28"/>
+          <w:szCs w:val="28"/>
+        </w:rPr>
+        <w:t xml:space="preserve">業務委託・秘密保持・録画の取扱いに関する覚書</w:t>
+      </w:r>
+    </w:p>
+    <w:p>
+      <w:pPr>
+        <w:spacing w:after="200" w:before="0" w:line="276"/>
+      </w:pPr>
+      <w:r>
+        <w:rPr>
+          <w:rFonts w:ascii="Yu Gothic" w:cs="Yu Gothic" w:eastAsia="Yu Gothic" w:hAnsi="Yu Gothic"/>
+          <w:b w:val="false"/>
+          <w:bCs w:val="false"/>
+          <w:i w:val="false"/>
+          <w:iCs w:val="false"/>
+          <w:color w:val="000000"/>
+          <w:sz w:val="20"/>
+          <w:szCs w:val="20"/>
+        </w:rPr>
+        <w:t xml:space="preserve">　　　　　　　　　　（商号。以下「甲」という。）と　　　　　　　　　　（商号または屋号・氏名。以下「乙」という。）とは、乙が甲に対して提供する研修サービス「経営者のためのAI実装講座（1対1版）」（以下「本講座」という。）に関し、次のとおり合意する。</w:t>
       </w:r>
     </w:p>
     <w:p>
@@ -650,7 +315,7 @@
           <w:sz w:val="22"/>
           <w:szCs w:val="22"/>
         </w:rPr>
-        <w:t xml:space="preserve">第4条（録画の取扱い）</w:t>
+        <w:t xml:space="preserve">第1条（本講座の内容）</w:t>
       </w:r>
     </w:p>
     <w:p>
@@ -682,7 +347,7 @@
           <w:sz w:val="20"/>
           <w:szCs w:val="20"/>
         </w:rPr>
-        <w:t xml:space="preserve">乙は、甲の同意を得て各回を録画し、当日中に甲へ提供する。</w:t>
+        <w:t xml:space="preserve">本講座は、オンラインによる1対1形式の研修であり、1回120分・全12回（合計24時間）を隔週で実施する。</w:t>
       </w:r>
     </w:p>
     <w:p>
@@ -714,7 +379,7 @@
           <w:sz w:val="20"/>
           <w:szCs w:val="20"/>
         </w:rPr>
-        <w:t xml:space="preserve">甲が「この区間は録画を停止してほしい」と申し出た場合、乙は直ちに録画を停止する。</w:t>
+        <w:t xml:space="preserve">乙は、甲の実際の業務データを題材として、甲が自らAIツールを設計・構築・運用できるようになるための助言および伴走を行う。</w:t>
       </w:r>
     </w:p>
     <w:p>
@@ -746,39 +411,7 @@
           <w:sz w:val="20"/>
           <w:szCs w:val="20"/>
         </w:rPr>
-        <w:t xml:space="preserve">録画データの社内共有の範囲は、次のいずれかとし、初回に甲が選択して本覚書の末尾に記載する。</w:t>
-      </w:r>
-    </w:p>
-    <w:p>
-      <w:pPr>
-        <w:spacing w:after="70" w:line="276"/>
-        <w:ind w:left="220" w:hanging="220"/>
-      </w:pPr>
-      <w:r>
-        <w:rPr>
-          <w:rFonts w:ascii="Yu Gothic" w:cs="Yu Gothic" w:eastAsia="Yu Gothic" w:hAnsi="Yu Gothic"/>
-          <w:b/>
-          <w:bCs/>
-          <w:i w:val="false"/>
-          <w:iCs w:val="false"/>
-          <w:color w:val="000000"/>
-          <w:sz w:val="20"/>
-          <w:szCs w:val="20"/>
-        </w:rPr>
-        <w:t xml:space="preserve">　　</w:t>
-      </w:r>
-      <w:r>
-        <w:rPr>
-          <w:rFonts w:ascii="Yu Gothic" w:cs="Yu Gothic" w:eastAsia="Yu Gothic" w:hAnsi="Yu Gothic"/>
-          <w:b w:val="false"/>
-          <w:bCs w:val="false"/>
-          <w:i w:val="false"/>
-          <w:iCs w:val="false"/>
-          <w:color w:val="000000"/>
-          <w:sz w:val="20"/>
-          <w:szCs w:val="20"/>
-        </w:rPr>
-        <w:t xml:space="preserve">（ア）受講者本人のみ　　（イ）第6回・第12回の同席者まで　　（ウ）甲の全社員</w:t>
+        <w:t xml:space="preserve">乙は、甲に代わって成果物を作成することを目的としない。演習における操作は、原則として甲が自ら行う。</w:t>
       </w:r>
     </w:p>
     <w:p>
@@ -810,39 +443,7 @@
           <w:sz w:val="20"/>
           <w:szCs w:val="20"/>
         </w:rPr>
-        <w:t xml:space="preserve">乙が保管する録画データの保存期間は、本講座の終了後6か月とする。期間経過後、乙は速やかに削除する。</w:t>
-      </w:r>
-    </w:p>
-    <w:p>
-      <w:pPr>
-        <w:spacing w:after="70" w:line="276"/>
-        <w:ind w:left="220" w:hanging="220"/>
-      </w:pPr>
-      <w:r>
-        <w:rPr>
-          <w:rFonts w:ascii="Yu Gothic" w:cs="Yu Gothic" w:eastAsia="Yu Gothic" w:hAnsi="Yu Gothic"/>
-          <w:b/>
-          <w:bCs/>
-          <w:i w:val="false"/>
-          <w:iCs w:val="false"/>
-          <w:color w:val="000000"/>
-          <w:sz w:val="20"/>
-          <w:szCs w:val="20"/>
-        </w:rPr>
-        <w:t xml:space="preserve">5.　</w:t>
-      </w:r>
-      <w:r>
-        <w:rPr>
-          <w:rFonts w:ascii="Yu Gothic" w:cs="Yu Gothic" w:eastAsia="Yu Gothic" w:hAnsi="Yu Gothic"/>
-          <w:b w:val="false"/>
-          <w:bCs w:val="false"/>
-          <w:i w:val="false"/>
-          <w:iCs w:val="false"/>
-          <w:color w:val="000000"/>
-          <w:sz w:val="20"/>
-          <w:szCs w:val="20"/>
-        </w:rPr>
-        <w:t xml:space="preserve">乙は、録画データを本講座の実施および甲への提供以外の目的に使用しない。教材・事例・広告等への利用は、第7条の許諾を得た場合に限る。</w:t>
+        <w:t xml:space="preserve">本覚書において「本講座の終了」とは、第12回の実施を完了した日をいう。中途で終了した場合は、最後に実施した回の日から起算して1か月を経過した日を終了日とみなす。</w:t>
       </w:r>
     </w:p>
     <w:p>
@@ -860,6 +461,746 @@
           <w:sz w:val="22"/>
           <w:szCs w:val="22"/>
         </w:rPr>
+        <w:t xml:space="preserve">第2条（実施の形態と記録）</w:t>
+      </w:r>
+    </w:p>
+    <w:p>
+      <w:pPr>
+        <w:spacing w:after="70" w:line="276"/>
+        <w:ind w:left="220" w:hanging="220"/>
+      </w:pPr>
+      <w:r>
+        <w:rPr>
+          <w:rFonts w:ascii="Yu Gothic" w:cs="Yu Gothic" w:eastAsia="Yu Gothic" w:hAnsi="Yu Gothic"/>
+          <w:b/>
+          <w:bCs/>
+          <w:i w:val="false"/>
+          <w:iCs w:val="false"/>
+          <w:color w:val="000000"/>
+          <w:sz w:val="20"/>
+          <w:szCs w:val="20"/>
+        </w:rPr>
+        <w:t xml:space="preserve">1.　</w:t>
+      </w:r>
+      <w:r>
+        <w:rPr>
+          <w:rFonts w:ascii="Yu Gothic" w:cs="Yu Gothic" w:eastAsia="Yu Gothic" w:hAnsi="Yu Gothic"/>
+          <w:b w:val="false"/>
+          <w:bCs w:val="false"/>
+          <w:i w:val="false"/>
+          <w:iCs w:val="false"/>
+          <w:color w:val="000000"/>
+          <w:sz w:val="20"/>
+          <w:szCs w:val="20"/>
+        </w:rPr>
+        <w:t xml:space="preserve">本講座はオンライン会議システムを用いて同時双方向で実施する。</w:t>
+      </w:r>
+    </w:p>
+    <w:p>
+      <w:pPr>
+        <w:spacing w:after="70" w:line="276"/>
+        <w:ind w:left="220" w:hanging="220"/>
+      </w:pPr>
+      <w:r>
+        <w:rPr>
+          <w:rFonts w:ascii="Yu Gothic" w:cs="Yu Gothic" w:eastAsia="Yu Gothic" w:hAnsi="Yu Gothic"/>
+          <w:b/>
+          <w:bCs/>
+          <w:i w:val="false"/>
+          <w:iCs w:val="false"/>
+          <w:color w:val="000000"/>
+          <w:sz w:val="20"/>
+          <w:szCs w:val="20"/>
+        </w:rPr>
+        <w:t xml:space="preserve">2.　</w:t>
+      </w:r>
+      <w:r>
+        <w:rPr>
+          <w:rFonts w:ascii="Yu Gothic" w:cs="Yu Gothic" w:eastAsia="Yu Gothic" w:hAnsi="Yu Gothic"/>
+          <w:b w:val="false"/>
+          <w:bCs w:val="false"/>
+          <w:i w:val="false"/>
+          <w:iCs w:val="false"/>
+          <w:color w:val="000000"/>
+          <w:sz w:val="20"/>
+          <w:szCs w:val="20"/>
+        </w:rPr>
+        <w:t xml:space="preserve">乙は各回の開始時刻・終了時刻・実施内容を記録し、甲の求めに応じて提出する。</w:t>
+      </w:r>
+    </w:p>
+    <w:p>
+      <w:pPr>
+        <w:spacing w:after="70" w:line="276"/>
+        <w:ind w:left="220" w:hanging="220"/>
+      </w:pPr>
+      <w:r>
+        <w:rPr>
+          <w:rFonts w:ascii="Yu Gothic" w:cs="Yu Gothic" w:eastAsia="Yu Gothic" w:hAnsi="Yu Gothic"/>
+          <w:b/>
+          <w:bCs/>
+          <w:i w:val="false"/>
+          <w:iCs w:val="false"/>
+          <w:color w:val="000000"/>
+          <w:sz w:val="20"/>
+          <w:szCs w:val="20"/>
+        </w:rPr>
+        <w:t xml:space="preserve">3.　</w:t>
+      </w:r>
+      <w:r>
+        <w:rPr>
+          <w:rFonts w:ascii="Yu Gothic" w:cs="Yu Gothic" w:eastAsia="Yu Gothic" w:hAnsi="Yu Gothic"/>
+          <w:b w:val="false"/>
+          <w:bCs w:val="false"/>
+          <w:i w:val="false"/>
+          <w:iCs w:val="false"/>
+          <w:color w:val="000000"/>
+          <w:sz w:val="20"/>
+          <w:szCs w:val="20"/>
+        </w:rPr>
+        <w:t xml:space="preserve">甲が助成金の申請を行う場合、乙は前項の記録その他の証憑の提供に協力する。ただし第9条第3項の定めに従う。</w:t>
+      </w:r>
+    </w:p>
+    <w:p>
+      <w:pPr>
+        <w:spacing w:after="100" w:before="260"/>
+      </w:pPr>
+      <w:r>
+        <w:rPr>
+          <w:rFonts w:ascii="Yu Gothic" w:cs="Yu Gothic" w:eastAsia="Yu Gothic" w:hAnsi="Yu Gothic"/>
+          <w:b/>
+          <w:bCs/>
+          <w:i w:val="false"/>
+          <w:iCs w:val="false"/>
+          <w:color w:val="1F3864"/>
+          <w:sz w:val="22"/>
+          <w:szCs w:val="22"/>
+        </w:rPr>
+        <w:t xml:space="preserve">第3条（秘密情報）</w:t>
+      </w:r>
+    </w:p>
+    <w:p>
+      <w:pPr>
+        <w:spacing w:after="70" w:line="276"/>
+        <w:ind w:left="220" w:hanging="220"/>
+      </w:pPr>
+      <w:r>
+        <w:rPr>
+          <w:rFonts w:ascii="Yu Gothic" w:cs="Yu Gothic" w:eastAsia="Yu Gothic" w:hAnsi="Yu Gothic"/>
+          <w:b/>
+          <w:bCs/>
+          <w:i w:val="false"/>
+          <w:iCs w:val="false"/>
+          <w:color w:val="000000"/>
+          <w:sz w:val="20"/>
+          <w:szCs w:val="20"/>
+        </w:rPr>
+        <w:t xml:space="preserve">1.　</w:t>
+      </w:r>
+      <w:r>
+        <w:rPr>
+          <w:rFonts w:ascii="Yu Gothic" w:cs="Yu Gothic" w:eastAsia="Yu Gothic" w:hAnsi="Yu Gothic"/>
+          <w:b w:val="false"/>
+          <w:bCs w:val="false"/>
+          <w:i w:val="false"/>
+          <w:iCs w:val="false"/>
+          <w:color w:val="000000"/>
+          <w:sz w:val="20"/>
+          <w:szCs w:val="20"/>
+        </w:rPr>
+        <w:t xml:space="preserve">「秘密情報」とは、本講座に関連して甲が乙に開示し、または乙が知り得た甲の営業上・技術上の情報のうち、秘密である旨の表示の有無を問わず、通常秘密として扱われるべき一切の情報をいう。見積書、原価情報、顧客名、就業規則、月次の売上・利益、社内手続、人事に関する情報を含む。</w:t>
+      </w:r>
+    </w:p>
+    <w:p>
+      <w:pPr>
+        <w:spacing w:after="70" w:line="276"/>
+        <w:ind w:left="220" w:hanging="220"/>
+      </w:pPr>
+      <w:r>
+        <w:rPr>
+          <w:rFonts w:ascii="Yu Gothic" w:cs="Yu Gothic" w:eastAsia="Yu Gothic" w:hAnsi="Yu Gothic"/>
+          <w:b/>
+          <w:bCs/>
+          <w:i w:val="false"/>
+          <w:iCs w:val="false"/>
+          <w:color w:val="000000"/>
+          <w:sz w:val="20"/>
+          <w:szCs w:val="20"/>
+        </w:rPr>
+        <w:t xml:space="preserve">2.　</w:t>
+      </w:r>
+      <w:r>
+        <w:rPr>
+          <w:rFonts w:ascii="Yu Gothic" w:cs="Yu Gothic" w:eastAsia="Yu Gothic" w:hAnsi="Yu Gothic"/>
+          <w:b w:val="false"/>
+          <w:bCs w:val="false"/>
+          <w:i w:val="false"/>
+          <w:iCs w:val="false"/>
+          <w:color w:val="000000"/>
+          <w:sz w:val="20"/>
+          <w:szCs w:val="20"/>
+        </w:rPr>
+        <w:t xml:space="preserve">乙は、秘密情報を本講座の実施の目的以外に使用してはならない。</w:t>
+      </w:r>
+    </w:p>
+    <w:p>
+      <w:pPr>
+        <w:spacing w:after="70" w:line="276"/>
+        <w:ind w:left="220" w:hanging="220"/>
+      </w:pPr>
+      <w:r>
+        <w:rPr>
+          <w:rFonts w:ascii="Yu Gothic" w:cs="Yu Gothic" w:eastAsia="Yu Gothic" w:hAnsi="Yu Gothic"/>
+          <w:b/>
+          <w:bCs/>
+          <w:i w:val="false"/>
+          <w:iCs w:val="false"/>
+          <w:color w:val="000000"/>
+          <w:sz w:val="20"/>
+          <w:szCs w:val="20"/>
+        </w:rPr>
+        <w:t xml:space="preserve">3.　</w:t>
+      </w:r>
+      <w:r>
+        <w:rPr>
+          <w:rFonts w:ascii="Yu Gothic" w:cs="Yu Gothic" w:eastAsia="Yu Gothic" w:hAnsi="Yu Gothic"/>
+          <w:b w:val="false"/>
+          <w:bCs w:val="false"/>
+          <w:i w:val="false"/>
+          <w:iCs w:val="false"/>
+          <w:color w:val="000000"/>
+          <w:sz w:val="20"/>
+          <w:szCs w:val="20"/>
+        </w:rPr>
+        <w:t xml:space="preserve">乙は、秘密情報を第三者に開示または漏洩してはならない。ただし、法令または裁判所・行政機関の命令により開示を求められた場合は、あらかじめ甲に通知したうえで、必要最小限の範囲で開示することができる。</w:t>
+      </w:r>
+    </w:p>
+    <w:p>
+      <w:pPr>
+        <w:spacing w:after="70" w:line="276"/>
+        <w:ind w:left="220" w:hanging="220"/>
+      </w:pPr>
+      <w:r>
+        <w:rPr>
+          <w:rFonts w:ascii="Yu Gothic" w:cs="Yu Gothic" w:eastAsia="Yu Gothic" w:hAnsi="Yu Gothic"/>
+          <w:b/>
+          <w:bCs/>
+          <w:i w:val="false"/>
+          <w:iCs w:val="false"/>
+          <w:color w:val="000000"/>
+          <w:sz w:val="20"/>
+          <w:szCs w:val="20"/>
+        </w:rPr>
+        <w:t xml:space="preserve">4.　</w:t>
+      </w:r>
+      <w:r>
+        <w:rPr>
+          <w:rFonts w:ascii="Yu Gothic" w:cs="Yu Gothic" w:eastAsia="Yu Gothic" w:hAnsi="Yu Gothic"/>
+          <w:b w:val="false"/>
+          <w:bCs w:val="false"/>
+          <w:i w:val="false"/>
+          <w:iCs w:val="false"/>
+          <w:color w:val="000000"/>
+          <w:sz w:val="20"/>
+          <w:szCs w:val="20"/>
+        </w:rPr>
+        <w:t xml:space="preserve">次のいずれかに該当する情報は、秘密情報に含まれない。</w:t>
+      </w:r>
+    </w:p>
+    <w:p>
+      <w:pPr>
+        <w:spacing w:after="70" w:line="276"/>
+        <w:ind w:left="220" w:hanging="220"/>
+      </w:pPr>
+      <w:r>
+        <w:rPr>
+          <w:rFonts w:ascii="Yu Gothic" w:cs="Yu Gothic" w:eastAsia="Yu Gothic" w:hAnsi="Yu Gothic"/>
+          <w:b/>
+          <w:bCs/>
+          <w:i w:val="false"/>
+          <w:iCs w:val="false"/>
+          <w:color w:val="000000"/>
+          <w:sz w:val="20"/>
+          <w:szCs w:val="20"/>
+        </w:rPr>
+        <w:t xml:space="preserve">　　</w:t>
+      </w:r>
+      <w:r>
+        <w:rPr>
+          <w:rFonts w:ascii="Yu Gothic" w:cs="Yu Gothic" w:eastAsia="Yu Gothic" w:hAnsi="Yu Gothic"/>
+          <w:b w:val="false"/>
+          <w:bCs w:val="false"/>
+          <w:i w:val="false"/>
+          <w:iCs w:val="false"/>
+          <w:color w:val="000000"/>
+          <w:sz w:val="20"/>
+          <w:szCs w:val="20"/>
+        </w:rPr>
+        <w:t xml:space="preserve">（ア）開示の時点で既に公知であった情報　（イ）開示後、乙の責めによらずに公知となった情報　（ウ）開示の時点で乙が既に保有していた情報　（エ）乙が第三者から守秘義務を負うことなく適法に取得した情報　（オ）乙が秘密情報によらず独自に開発した情報</w:t>
+      </w:r>
+    </w:p>
+    <w:p>
+      <w:pPr>
+        <w:spacing w:after="70" w:line="276"/>
+        <w:ind w:left="220" w:hanging="220"/>
+      </w:pPr>
+      <w:r>
+        <w:rPr>
+          <w:rFonts w:ascii="Yu Gothic" w:cs="Yu Gothic" w:eastAsia="Yu Gothic" w:hAnsi="Yu Gothic"/>
+          <w:b/>
+          <w:bCs/>
+          <w:i w:val="false"/>
+          <w:iCs w:val="false"/>
+          <w:color w:val="000000"/>
+          <w:sz w:val="20"/>
+          <w:szCs w:val="20"/>
+        </w:rPr>
+        <w:t xml:space="preserve">5.　</w:t>
+      </w:r>
+      <w:r>
+        <w:rPr>
+          <w:rFonts w:ascii="Yu Gothic" w:cs="Yu Gothic" w:eastAsia="Yu Gothic" w:hAnsi="Yu Gothic"/>
+          <w:b w:val="false"/>
+          <w:bCs w:val="false"/>
+          <w:i w:val="false"/>
+          <w:iCs w:val="false"/>
+          <w:color w:val="000000"/>
+          <w:sz w:val="20"/>
+          <w:szCs w:val="20"/>
+        </w:rPr>
+        <w:t xml:space="preserve">乙が本講座を通じて習得した一般的な知識、技能および方法論は、秘密情報に含まれない。ただし甲を特定し得る情報および甲固有の数値を伴うものは、この限りでない。</w:t>
+      </w:r>
+    </w:p>
+    <w:p>
+      <w:pPr>
+        <w:spacing w:after="70" w:line="276"/>
+        <w:ind w:left="220" w:hanging="220"/>
+      </w:pPr>
+      <w:r>
+        <w:rPr>
+          <w:rFonts w:ascii="Yu Gothic" w:cs="Yu Gothic" w:eastAsia="Yu Gothic" w:hAnsi="Yu Gothic"/>
+          <w:b/>
+          <w:bCs/>
+          <w:i w:val="false"/>
+          <w:iCs w:val="false"/>
+          <w:color w:val="000000"/>
+          <w:sz w:val="20"/>
+          <w:szCs w:val="20"/>
+        </w:rPr>
+        <w:t xml:space="preserve">6.　</w:t>
+      </w:r>
+      <w:r>
+        <w:rPr>
+          <w:rFonts w:ascii="Yu Gothic" w:cs="Yu Gothic" w:eastAsia="Yu Gothic" w:hAnsi="Yu Gothic"/>
+          <w:b w:val="false"/>
+          <w:bCs w:val="false"/>
+          <w:i w:val="false"/>
+          <w:iCs w:val="false"/>
+          <w:color w:val="000000"/>
+          <w:sz w:val="20"/>
+          <w:szCs w:val="20"/>
+        </w:rPr>
+        <w:t xml:space="preserve">乙は、本覚書に関する業務を第三者に再委託しない。</w:t>
+      </w:r>
+    </w:p>
+    <w:p>
+      <w:pPr>
+        <w:spacing w:after="70" w:line="276"/>
+        <w:ind w:left="220" w:hanging="220"/>
+      </w:pPr>
+      <w:r>
+        <w:rPr>
+          <w:rFonts w:ascii="Yu Gothic" w:cs="Yu Gothic" w:eastAsia="Yu Gothic" w:hAnsi="Yu Gothic"/>
+          <w:b/>
+          <w:bCs/>
+          <w:i w:val="false"/>
+          <w:iCs w:val="false"/>
+          <w:color w:val="000000"/>
+          <w:sz w:val="20"/>
+          <w:szCs w:val="20"/>
+        </w:rPr>
+        <w:t xml:space="preserve">7.　</w:t>
+      </w:r>
+      <w:r>
+        <w:rPr>
+          <w:rFonts w:ascii="Yu Gothic" w:cs="Yu Gothic" w:eastAsia="Yu Gothic" w:hAnsi="Yu Gothic"/>
+          <w:b w:val="false"/>
+          <w:bCs w:val="false"/>
+          <w:i w:val="false"/>
+          <w:iCs w:val="false"/>
+          <w:color w:val="000000"/>
+          <w:sz w:val="20"/>
+          <w:szCs w:val="20"/>
+        </w:rPr>
+        <w:t xml:space="preserve">本条の義務は、本講座の終了後3年間存続する。</w:t>
+      </w:r>
+    </w:p>
+    <w:p>
+      <w:pPr>
+        <w:pBdr>
+          <w:top w:val="single" w:color="FFE599" w:sz="2" w:space="4"/>
+          <w:left w:val="single" w:color="C00000" w:sz="18" w:space="6"/>
+          <w:bottom w:val="single" w:color="FFE599" w:sz="2" w:space="4"/>
+          <w:right w:val="single" w:color="FFE599" w:sz="2" w:space="4"/>
+        </w:pBdr>
+        <w:shd w:fill="FFF2CC" w:color="auto" w:val="clear"/>
+        <w:spacing w:after="180" w:before="140" w:line="264"/>
+        <w:ind w:left="120" w:right="120"/>
+      </w:pPr>
+      <w:r>
+        <w:rPr>
+          <w:rFonts w:ascii="Yu Gothic" w:cs="Yu Gothic" w:eastAsia="Yu Gothic" w:hAnsi="Yu Gothic"/>
+          <w:b/>
+          <w:bCs/>
+          <w:i w:val="false"/>
+          <w:iCs w:val="false"/>
+          <w:color w:val="C00000"/>
+          <w:sz w:val="20"/>
+          <w:szCs w:val="20"/>
+        </w:rPr>
+        <w:t xml:space="preserve">検討メモ｜第3条　</w:t>
+      </w:r>
+      <w:r>
+        <w:rPr>
+          <w:rFonts w:ascii="Yu Gothic" w:cs="Yu Gothic" w:eastAsia="Yu Gothic" w:hAnsi="Yu Gothic"/>
+          <w:b w:val="false"/>
+          <w:bCs w:val="false"/>
+          <w:i w:val="false"/>
+          <w:iCs w:val="false"/>
+          <w:color w:val="000000"/>
+          <w:sz w:val="20"/>
+          <w:szCs w:val="20"/>
+        </w:rPr>
+        <w:t xml:space="preserve">①第1項の列挙に、受講企業の業種特有の情報（レシピ・図面・患者情報・入居者情報など）を足すかどうか。②第4項〜第5項の除外規定は、乙（講師）を守る条項です。生成AI講師は同じ知見を他社にも教えるため、これが無いと一般論を話しただけで違反を主張されうる、という論点があります。③第6項の再委託禁止は、1対1で講師個人が提供する前提を条文にしたものです。以上を弁護士に確認してください。</w:t>
+      </w:r>
+    </w:p>
+    <w:p>
+      <w:pPr>
+        <w:spacing w:after="100" w:before="260"/>
+      </w:pPr>
+      <w:r>
+        <w:rPr>
+          <w:rFonts w:ascii="Yu Gothic" w:cs="Yu Gothic" w:eastAsia="Yu Gothic" w:hAnsi="Yu Gothic"/>
+          <w:b/>
+          <w:bCs/>
+          <w:i w:val="false"/>
+          <w:iCs w:val="false"/>
+          <w:color w:val="1F3864"/>
+          <w:sz w:val="22"/>
+          <w:szCs w:val="22"/>
+        </w:rPr>
+        <w:t xml:space="preserve">第4条（録画の取扱い）</w:t>
+      </w:r>
+    </w:p>
+    <w:p>
+      <w:pPr>
+        <w:spacing w:after="70" w:line="276"/>
+        <w:ind w:left="220" w:hanging="220"/>
+      </w:pPr>
+      <w:r>
+        <w:rPr>
+          <w:rFonts w:ascii="Yu Gothic" w:cs="Yu Gothic" w:eastAsia="Yu Gothic" w:hAnsi="Yu Gothic"/>
+          <w:b/>
+          <w:bCs/>
+          <w:i w:val="false"/>
+          <w:iCs w:val="false"/>
+          <w:color w:val="000000"/>
+          <w:sz w:val="20"/>
+          <w:szCs w:val="20"/>
+        </w:rPr>
+        <w:t xml:space="preserve">1.　</w:t>
+      </w:r>
+      <w:r>
+        <w:rPr>
+          <w:rFonts w:ascii="Yu Gothic" w:cs="Yu Gothic" w:eastAsia="Yu Gothic" w:hAnsi="Yu Gothic"/>
+          <w:b w:val="false"/>
+          <w:bCs w:val="false"/>
+          <w:i w:val="false"/>
+          <w:iCs w:val="false"/>
+          <w:color w:val="000000"/>
+          <w:sz w:val="20"/>
+          <w:szCs w:val="20"/>
+        </w:rPr>
+        <w:t xml:space="preserve">乙は、甲の同意を得て各回を録画し、当日中に甲へ提供する。</w:t>
+      </w:r>
+    </w:p>
+    <w:p>
+      <w:pPr>
+        <w:spacing w:after="70" w:line="276"/>
+        <w:ind w:left="220" w:hanging="220"/>
+      </w:pPr>
+      <w:r>
+        <w:rPr>
+          <w:rFonts w:ascii="Yu Gothic" w:cs="Yu Gothic" w:eastAsia="Yu Gothic" w:hAnsi="Yu Gothic"/>
+          <w:b/>
+          <w:bCs/>
+          <w:i w:val="false"/>
+          <w:iCs w:val="false"/>
+          <w:color w:val="000000"/>
+          <w:sz w:val="20"/>
+          <w:szCs w:val="20"/>
+        </w:rPr>
+        <w:t xml:space="preserve">2.　</w:t>
+      </w:r>
+      <w:r>
+        <w:rPr>
+          <w:rFonts w:ascii="Yu Gothic" w:cs="Yu Gothic" w:eastAsia="Yu Gothic" w:hAnsi="Yu Gothic"/>
+          <w:b w:val="false"/>
+          <w:bCs w:val="false"/>
+          <w:i w:val="false"/>
+          <w:iCs w:val="false"/>
+          <w:color w:val="000000"/>
+          <w:sz w:val="20"/>
+          <w:szCs w:val="20"/>
+        </w:rPr>
+        <w:t xml:space="preserve">甲が「この区間は録画を停止してほしい」と申し出た場合、乙は直ちに録画を停止する。</w:t>
+      </w:r>
+    </w:p>
+    <w:p>
+      <w:pPr>
+        <w:spacing w:after="70" w:line="276"/>
+        <w:ind w:left="220" w:hanging="220"/>
+      </w:pPr>
+      <w:r>
+        <w:rPr>
+          <w:rFonts w:ascii="Yu Gothic" w:cs="Yu Gothic" w:eastAsia="Yu Gothic" w:hAnsi="Yu Gothic"/>
+          <w:b/>
+          <w:bCs/>
+          <w:i w:val="false"/>
+          <w:iCs w:val="false"/>
+          <w:color w:val="000000"/>
+          <w:sz w:val="20"/>
+          <w:szCs w:val="20"/>
+        </w:rPr>
+        <w:t xml:space="preserve">3.　</w:t>
+      </w:r>
+      <w:r>
+        <w:rPr>
+          <w:rFonts w:ascii="Yu Gothic" w:cs="Yu Gothic" w:eastAsia="Yu Gothic" w:hAnsi="Yu Gothic"/>
+          <w:b w:val="false"/>
+          <w:bCs w:val="false"/>
+          <w:i w:val="false"/>
+          <w:iCs w:val="false"/>
+          <w:color w:val="000000"/>
+          <w:sz w:val="20"/>
+          <w:szCs w:val="20"/>
+        </w:rPr>
+        <w:t xml:space="preserve">録画データの社内共有の範囲は、次のいずれかとし、初回に甲が選択して本覚書の末尾に記載する。</w:t>
+      </w:r>
+    </w:p>
+    <w:p>
+      <w:pPr>
+        <w:spacing w:after="70" w:line="276"/>
+        <w:ind w:left="220" w:hanging="220"/>
+      </w:pPr>
+      <w:r>
+        <w:rPr>
+          <w:rFonts w:ascii="Yu Gothic" w:cs="Yu Gothic" w:eastAsia="Yu Gothic" w:hAnsi="Yu Gothic"/>
+          <w:b/>
+          <w:bCs/>
+          <w:i w:val="false"/>
+          <w:iCs w:val="false"/>
+          <w:color w:val="000000"/>
+          <w:sz w:val="20"/>
+          <w:szCs w:val="20"/>
+        </w:rPr>
+        <w:t xml:space="preserve">　　</w:t>
+      </w:r>
+      <w:r>
+        <w:rPr>
+          <w:rFonts w:ascii="Yu Gothic" w:cs="Yu Gothic" w:eastAsia="Yu Gothic" w:hAnsi="Yu Gothic"/>
+          <w:b w:val="false"/>
+          <w:bCs w:val="false"/>
+          <w:i w:val="false"/>
+          <w:iCs w:val="false"/>
+          <w:color w:val="000000"/>
+          <w:sz w:val="20"/>
+          <w:szCs w:val="20"/>
+        </w:rPr>
+        <w:t xml:space="preserve">（ア）受講者本人のみ　　（イ）第6回・第12回の同席者まで　　（ウ）甲の全社員</w:t>
+      </w:r>
+    </w:p>
+    <w:p>
+      <w:pPr>
+        <w:spacing w:after="70" w:line="276"/>
+        <w:ind w:left="220" w:hanging="220"/>
+      </w:pPr>
+      <w:r>
+        <w:rPr>
+          <w:rFonts w:ascii="Yu Gothic" w:cs="Yu Gothic" w:eastAsia="Yu Gothic" w:hAnsi="Yu Gothic"/>
+          <w:b/>
+          <w:bCs/>
+          <w:i w:val="false"/>
+          <w:iCs w:val="false"/>
+          <w:color w:val="000000"/>
+          <w:sz w:val="20"/>
+          <w:szCs w:val="20"/>
+        </w:rPr>
+        <w:t xml:space="preserve">4.　</w:t>
+      </w:r>
+      <w:r>
+        <w:rPr>
+          <w:rFonts w:ascii="Yu Gothic" w:cs="Yu Gothic" w:eastAsia="Yu Gothic" w:hAnsi="Yu Gothic"/>
+          <w:b w:val="false"/>
+          <w:bCs w:val="false"/>
+          <w:i w:val="false"/>
+          <w:iCs w:val="false"/>
+          <w:color w:val="000000"/>
+          <w:sz w:val="20"/>
+          <w:szCs w:val="20"/>
+        </w:rPr>
+        <w:t xml:space="preserve">乙が保管する録画データの保存期間は、本講座の終了後6か月とする。期間経過後、乙は速やかに削除する。</w:t>
+      </w:r>
+    </w:p>
+    <w:p>
+      <w:pPr>
+        <w:spacing w:after="70" w:line="276"/>
+        <w:ind w:left="220" w:hanging="220"/>
+      </w:pPr>
+      <w:r>
+        <w:rPr>
+          <w:rFonts w:ascii="Yu Gothic" w:cs="Yu Gothic" w:eastAsia="Yu Gothic" w:hAnsi="Yu Gothic"/>
+          <w:b/>
+          <w:bCs/>
+          <w:i w:val="false"/>
+          <w:iCs w:val="false"/>
+          <w:color w:val="000000"/>
+          <w:sz w:val="20"/>
+          <w:szCs w:val="20"/>
+        </w:rPr>
+        <w:t xml:space="preserve">5.　</w:t>
+      </w:r>
+      <w:r>
+        <w:rPr>
+          <w:rFonts w:ascii="Yu Gothic" w:cs="Yu Gothic" w:eastAsia="Yu Gothic" w:hAnsi="Yu Gothic"/>
+          <w:b w:val="false"/>
+          <w:bCs w:val="false"/>
+          <w:i w:val="false"/>
+          <w:iCs w:val="false"/>
+          <w:color w:val="000000"/>
+          <w:sz w:val="20"/>
+          <w:szCs w:val="20"/>
+        </w:rPr>
+        <w:t xml:space="preserve">乙は、録画データを本講座の実施および甲への提供以外の目的に使用しない。教材・事例・広告等への利用は、第8条の許諾を得た場合に限る。</w:t>
+      </w:r>
+    </w:p>
+    <w:p>
+      <w:pPr>
+        <w:spacing w:after="70" w:line="276"/>
+        <w:ind w:left="220" w:hanging="220"/>
+      </w:pPr>
+      <w:r>
+        <w:rPr>
+          <w:rFonts w:ascii="Yu Gothic" w:cs="Yu Gothic" w:eastAsia="Yu Gothic" w:hAnsi="Yu Gothic"/>
+          <w:b/>
+          <w:bCs/>
+          <w:i w:val="false"/>
+          <w:iCs w:val="false"/>
+          <w:color w:val="000000"/>
+          <w:sz w:val="20"/>
+          <w:szCs w:val="20"/>
+        </w:rPr>
+        <w:t xml:space="preserve">6.　</w:t>
+      </w:r>
+      <w:r>
+        <w:rPr>
+          <w:rFonts w:ascii="Yu Gothic" w:cs="Yu Gothic" w:eastAsia="Yu Gothic" w:hAnsi="Yu Gothic"/>
+          <w:b w:val="false"/>
+          <w:bCs w:val="false"/>
+          <w:i w:val="false"/>
+          <w:iCs w:val="false"/>
+          <w:color w:val="000000"/>
+          <w:sz w:val="20"/>
+          <w:szCs w:val="20"/>
+        </w:rPr>
+        <w:t xml:space="preserve">甲は、乙の同意を得ずに本講座を録画または録音しない。甲が受け取った録画データを第3項の範囲を超えて共有しようとする場合は、あらかじめ乙に通知する。</w:t>
+      </w:r>
+    </w:p>
+    <w:p>
+      <w:pPr>
+        <w:spacing w:after="70" w:line="276"/>
+        <w:ind w:left="220" w:hanging="220"/>
+      </w:pPr>
+      <w:r>
+        <w:rPr>
+          <w:rFonts w:ascii="Yu Gothic" w:cs="Yu Gothic" w:eastAsia="Yu Gothic" w:hAnsi="Yu Gothic"/>
+          <w:b/>
+          <w:bCs/>
+          <w:i w:val="false"/>
+          <w:iCs w:val="false"/>
+          <w:color w:val="000000"/>
+          <w:sz w:val="20"/>
+          <w:szCs w:val="20"/>
+        </w:rPr>
+        <w:t xml:space="preserve">7.　</w:t>
+      </w:r>
+      <w:r>
+        <w:rPr>
+          <w:rFonts w:ascii="Yu Gothic" w:cs="Yu Gothic" w:eastAsia="Yu Gothic" w:hAnsi="Yu Gothic"/>
+          <w:b w:val="false"/>
+          <w:bCs w:val="false"/>
+          <w:i w:val="false"/>
+          <w:iCs w:val="false"/>
+          <w:color w:val="000000"/>
+          <w:sz w:val="20"/>
+          <w:szCs w:val="20"/>
+        </w:rPr>
+        <w:t xml:space="preserve">第6回および第12回において社員が同席する場合、甲は、録画されること、および第3項で選択した範囲で共有されることを、当該社員にあらかじめ説明する。</w:t>
+      </w:r>
+    </w:p>
+    <w:p>
+      <w:pPr>
+        <w:pBdr>
+          <w:top w:val="single" w:color="FFE599" w:sz="2" w:space="4"/>
+          <w:left w:val="single" w:color="C00000" w:sz="18" w:space="6"/>
+          <w:bottom w:val="single" w:color="FFE599" w:sz="2" w:space="4"/>
+          <w:right w:val="single" w:color="FFE599" w:sz="2" w:space="4"/>
+        </w:pBdr>
+        <w:shd w:fill="FFF2CC" w:color="auto" w:val="clear"/>
+        <w:spacing w:after="180" w:before="140" w:line="264"/>
+        <w:ind w:left="120" w:right="120"/>
+      </w:pPr>
+      <w:r>
+        <w:rPr>
+          <w:rFonts w:ascii="Yu Gothic" w:cs="Yu Gothic" w:eastAsia="Yu Gothic" w:hAnsi="Yu Gothic"/>
+          <w:b/>
+          <w:bCs/>
+          <w:i w:val="false"/>
+          <w:iCs w:val="false"/>
+          <w:color w:val="C00000"/>
+          <w:sz w:val="20"/>
+          <w:szCs w:val="20"/>
+        </w:rPr>
+        <w:t xml:space="preserve">検討メモ｜第4条　</w:t>
+      </w:r>
+      <w:r>
+        <w:rPr>
+          <w:rFonts w:ascii="Yu Gothic" w:cs="Yu Gothic" w:eastAsia="Yu Gothic" w:hAnsi="Yu Gothic"/>
+          <w:b w:val="false"/>
+          <w:bCs w:val="false"/>
+          <w:i w:val="false"/>
+          <w:iCs w:val="false"/>
+          <w:color w:val="000000"/>
+          <w:sz w:val="20"/>
+          <w:szCs w:val="20"/>
+        </w:rPr>
+        <w:t xml:space="preserve">①第1項の「甲の同意」は、覚書の成立前に行う初回の録画には及びません。**初回だけは別紙の録画同意書を先に取り交わすか、覚書を初回前に締結する運用にしてください。**②第3項（イ）を選んだ場合、期間中に社員が入退社したときの扱いを決めておく必要があります。③第4条と第5条の関係——資料は1か月で消し、その資料が写った録画は6か月残す——が整合するかを確認してください。</w:t>
+      </w:r>
+    </w:p>
+    <w:p>
+      <w:pPr>
+        <w:spacing w:after="100" w:before="260"/>
+      </w:pPr>
+      <w:r>
+        <w:rPr>
+          <w:rFonts w:ascii="Yu Gothic" w:cs="Yu Gothic" w:eastAsia="Yu Gothic" w:hAnsi="Yu Gothic"/>
+          <w:b/>
+          <w:bCs/>
+          <w:i w:val="false"/>
+          <w:iCs w:val="false"/>
+          <w:color w:val="1F3864"/>
+          <w:sz w:val="22"/>
+          <w:szCs w:val="22"/>
+        </w:rPr>
         <w:t xml:space="preserve">第5条（預かったデータの取扱い）</w:t>
       </w:r>
     </w:p>
@@ -957,6 +1298,38 @@
           <w:szCs w:val="20"/>
         </w:rPr>
         <w:t xml:space="preserve">甲が期間中の削除を求めた場合、乙は速やかに削除し、前項と同様に通知する。</w:t>
+      </w:r>
+    </w:p>
+    <w:p>
+      <w:pPr>
+        <w:spacing w:after="70" w:line="276"/>
+        <w:ind w:left="220" w:hanging="220"/>
+      </w:pPr>
+      <w:r>
+        <w:rPr>
+          <w:rFonts w:ascii="Yu Gothic" w:cs="Yu Gothic" w:eastAsia="Yu Gothic" w:hAnsi="Yu Gothic"/>
+          <w:b/>
+          <w:bCs/>
+          <w:i w:val="false"/>
+          <w:iCs w:val="false"/>
+          <w:color w:val="000000"/>
+          <w:sz w:val="20"/>
+          <w:szCs w:val="20"/>
+        </w:rPr>
+        <w:t xml:space="preserve">　　</w:t>
+      </w:r>
+      <w:r>
+        <w:rPr>
+          <w:rFonts w:ascii="Yu Gothic" w:cs="Yu Gothic" w:eastAsia="Yu Gothic" w:hAnsi="Yu Gothic"/>
+          <w:b w:val="false"/>
+          <w:bCs w:val="false"/>
+          <w:i w:val="false"/>
+          <w:iCs w:val="false"/>
+          <w:color w:val="000000"/>
+          <w:sz w:val="20"/>
+          <w:szCs w:val="20"/>
+        </w:rPr>
+        <w:t xml:space="preserve">ただし録画データについては、第4条第4項の定めによる。</w:t>
       </w:r>
     </w:p>
     <w:p>
@@ -1045,7 +1418,7 @@
           <w:sz w:val="22"/>
           <w:szCs w:val="22"/>
         </w:rPr>
-        <w:t xml:space="preserve">第6条（成果物の権利）</w:t>
+        <w:t xml:space="preserve">第6条（個人情報の取扱いと事故時の対応）</w:t>
       </w:r>
     </w:p>
     <w:p>
@@ -1077,7 +1450,7 @@
           <w:sz w:val="20"/>
           <w:szCs w:val="20"/>
         </w:rPr>
-        <w:t xml:space="preserve">甲が本講座において作成した成果物（プロンプト集、専用AI仕様書、各種テンプレートに記入されたもの、自動化フロー、設計書、正解セット等）に関する一切の権利は、甲に帰属する。</w:t>
+        <w:t xml:space="preserve">甲が乙に提供する情報に個人データが含まれる場合、乙はこれを本講座の実施の目的以外に取り扱わない。</w:t>
       </w:r>
     </w:p>
     <w:p>
@@ -1109,7 +1482,39 @@
           <w:sz w:val="20"/>
           <w:szCs w:val="20"/>
         </w:rPr>
-        <w:t xml:space="preserve">乙が甲に提供する記入前のテンプレート、資料、スライド、手順書その他の教材の著作権は乙に留保される。甲は、これらを甲の社内における利用の範囲に限り、複製および使用することができる。</w:t>
+        <w:t xml:space="preserve">乙は、個人データを含む情報について、次の措置を講じる。</w:t>
+      </w:r>
+    </w:p>
+    <w:p>
+      <w:pPr>
+        <w:spacing w:after="70" w:line="276"/>
+        <w:ind w:left="220" w:hanging="220"/>
+      </w:pPr>
+      <w:r>
+        <w:rPr>
+          <w:rFonts w:ascii="Yu Gothic" w:cs="Yu Gothic" w:eastAsia="Yu Gothic" w:hAnsi="Yu Gothic"/>
+          <w:b/>
+          <w:bCs/>
+          <w:i w:val="false"/>
+          <w:iCs w:val="false"/>
+          <w:color w:val="000000"/>
+          <w:sz w:val="20"/>
+          <w:szCs w:val="20"/>
+        </w:rPr>
+        <w:t xml:space="preserve">　　</w:t>
+      </w:r>
+      <w:r>
+        <w:rPr>
+          <w:rFonts w:ascii="Yu Gothic" w:cs="Yu Gothic" w:eastAsia="Yu Gothic" w:hAnsi="Yu Gothic"/>
+          <w:b w:val="false"/>
+          <w:bCs w:val="false"/>
+          <w:i w:val="false"/>
+          <w:iCs w:val="false"/>
+          <w:color w:val="000000"/>
+          <w:sz w:val="20"/>
+          <w:szCs w:val="20"/>
+        </w:rPr>
+        <w:t xml:space="preserve">（ア）保存する端末およびクラウドストレージにパスワードまたは生体認証を設定する　（イ）クラウドサービスの認証に二要素認証を用いる　（ウ）第三者と共用する端末を使用しない</w:t>
       </w:r>
     </w:p>
     <w:p>
@@ -1141,235 +1546,7 @@
           <w:sz w:val="20"/>
           <w:szCs w:val="20"/>
         </w:rPr>
-        <w:t xml:space="preserve">甲は、前項の教材を第三者に販売、貸与、公開してはならない。</w:t>
-      </w:r>
-    </w:p>
-    <w:p>
-      <w:pPr>
-        <w:spacing w:after="100" w:before="260"/>
-      </w:pPr>
-      <w:r>
-        <w:rPr>
-          <w:rFonts w:ascii="Yu Gothic" w:cs="Yu Gothic" w:eastAsia="Yu Gothic" w:hAnsi="Yu Gothic"/>
-          <w:b/>
-          <w:bCs/>
-          <w:i w:val="false"/>
-          <w:iCs w:val="false"/>
-          <w:color w:val="1F3864"/>
-          <w:sz w:val="22"/>
-          <w:szCs w:val="22"/>
-        </w:rPr>
-        <w:t xml:space="preserve">第7条（事例としての公開）</w:t>
-      </w:r>
-    </w:p>
-    <w:p>
-      <w:pPr>
-        <w:spacing w:after="70" w:line="276"/>
-        <w:ind w:left="220" w:hanging="220"/>
-      </w:pPr>
-      <w:r>
-        <w:rPr>
-          <w:rFonts w:ascii="Yu Gothic" w:cs="Yu Gothic" w:eastAsia="Yu Gothic" w:hAnsi="Yu Gothic"/>
-          <w:b/>
-          <w:bCs/>
-          <w:i w:val="false"/>
-          <w:iCs w:val="false"/>
-          <w:color w:val="000000"/>
-          <w:sz w:val="20"/>
-          <w:szCs w:val="20"/>
-        </w:rPr>
-        <w:t xml:space="preserve">1.　</w:t>
-      </w:r>
-      <w:r>
-        <w:rPr>
-          <w:rFonts w:ascii="Yu Gothic" w:cs="Yu Gothic" w:eastAsia="Yu Gothic" w:hAnsi="Yu Gothic"/>
-          <w:b w:val="false"/>
-          <w:bCs w:val="false"/>
-          <w:i w:val="false"/>
-          <w:iCs w:val="false"/>
-          <w:color w:val="000000"/>
-          <w:sz w:val="20"/>
-          <w:szCs w:val="20"/>
-        </w:rPr>
-        <w:t xml:space="preserve">乙が本講座の内容または成果を事例として公開しようとする場合、乙はあらかじめ甲の書面による許諾を得る。</w:t>
-      </w:r>
-    </w:p>
-    <w:p>
-      <w:pPr>
-        <w:spacing w:after="70" w:line="276"/>
-        <w:ind w:left="220" w:hanging="220"/>
-      </w:pPr>
-      <w:r>
-        <w:rPr>
-          <w:rFonts w:ascii="Yu Gothic" w:cs="Yu Gothic" w:eastAsia="Yu Gothic" w:hAnsi="Yu Gothic"/>
-          <w:b/>
-          <w:bCs/>
-          <w:i w:val="false"/>
-          <w:iCs w:val="false"/>
-          <w:color w:val="000000"/>
-          <w:sz w:val="20"/>
-          <w:szCs w:val="20"/>
-        </w:rPr>
-        <w:t xml:space="preserve">2.　</w:t>
-      </w:r>
-      <w:r>
-        <w:rPr>
-          <w:rFonts w:ascii="Yu Gothic" w:cs="Yu Gothic" w:eastAsia="Yu Gothic" w:hAnsi="Yu Gothic"/>
-          <w:b w:val="false"/>
-          <w:bCs w:val="false"/>
-          <w:i w:val="false"/>
-          <w:iCs w:val="false"/>
-          <w:color w:val="000000"/>
-          <w:sz w:val="20"/>
-          <w:szCs w:val="20"/>
-        </w:rPr>
-        <w:t xml:space="preserve">前項の許諾を求めるにあたり、乙は、社名の表示の可否、業種・従業員数の表示の範囲、および公開する数値の範囲を具体的に示す。</w:t>
-      </w:r>
-    </w:p>
-    <w:p>
-      <w:pPr>
-        <w:spacing w:after="70" w:line="276"/>
-        <w:ind w:left="220" w:hanging="220"/>
-      </w:pPr>
-      <w:r>
-        <w:rPr>
-          <w:rFonts w:ascii="Yu Gothic" w:cs="Yu Gothic" w:eastAsia="Yu Gothic" w:hAnsi="Yu Gothic"/>
-          <w:b/>
-          <w:bCs/>
-          <w:i w:val="false"/>
-          <w:iCs w:val="false"/>
-          <w:color w:val="000000"/>
-          <w:sz w:val="20"/>
-          <w:szCs w:val="20"/>
-        </w:rPr>
-        <w:t xml:space="preserve">3.　</w:t>
-      </w:r>
-      <w:r>
-        <w:rPr>
-          <w:rFonts w:ascii="Yu Gothic" w:cs="Yu Gothic" w:eastAsia="Yu Gothic" w:hAnsi="Yu Gothic"/>
-          <w:b w:val="false"/>
-          <w:bCs w:val="false"/>
-          <w:i w:val="false"/>
-          <w:iCs w:val="false"/>
-          <w:color w:val="000000"/>
-          <w:sz w:val="20"/>
-          <w:szCs w:val="20"/>
-        </w:rPr>
-        <w:t xml:space="preserve">許諾が得られない場合、乙は社名、業種その他甲を特定し得る情報を一切公開しない。</w:t>
-      </w:r>
-    </w:p>
-    <w:p>
-      <w:pPr>
-        <w:spacing w:after="100" w:before="260"/>
-      </w:pPr>
-      <w:r>
-        <w:rPr>
-          <w:rFonts w:ascii="Yu Gothic" w:cs="Yu Gothic" w:eastAsia="Yu Gothic" w:hAnsi="Yu Gothic"/>
-          <w:b/>
-          <w:bCs/>
-          <w:i w:val="false"/>
-          <w:iCs w:val="false"/>
-          <w:color w:val="1F3864"/>
-          <w:sz w:val="22"/>
-          <w:szCs w:val="22"/>
-        </w:rPr>
-        <w:t xml:space="preserve">第8条（責任の範囲）</w:t>
-      </w:r>
-    </w:p>
-    <w:p>
-      <w:pPr>
-        <w:spacing w:after="70" w:line="276"/>
-        <w:ind w:left="220" w:hanging="220"/>
-      </w:pPr>
-      <w:r>
-        <w:rPr>
-          <w:rFonts w:ascii="Yu Gothic" w:cs="Yu Gothic" w:eastAsia="Yu Gothic" w:hAnsi="Yu Gothic"/>
-          <w:b/>
-          <w:bCs/>
-          <w:i w:val="false"/>
-          <w:iCs w:val="false"/>
-          <w:color w:val="000000"/>
-          <w:sz w:val="20"/>
-          <w:szCs w:val="20"/>
-        </w:rPr>
-        <w:t xml:space="preserve">1.　</w:t>
-      </w:r>
-      <w:r>
-        <w:rPr>
-          <w:rFonts w:ascii="Yu Gothic" w:cs="Yu Gothic" w:eastAsia="Yu Gothic" w:hAnsi="Yu Gothic"/>
-          <w:b w:val="false"/>
-          <w:bCs w:val="false"/>
-          <w:i w:val="false"/>
-          <w:iCs w:val="false"/>
-          <w:color w:val="000000"/>
-          <w:sz w:val="20"/>
-          <w:szCs w:val="20"/>
-        </w:rPr>
-        <w:t xml:space="preserve">本講座は、助言および伴走の提供である。乙は、AIが生成する内容の正確性、および本講座の受講による業務改善の成果を保証しない。</w:t>
-      </w:r>
-    </w:p>
-    <w:p>
-      <w:pPr>
-        <w:spacing w:after="70" w:line="276"/>
-        <w:ind w:left="220" w:hanging="220"/>
-      </w:pPr>
-      <w:r>
-        <w:rPr>
-          <w:rFonts w:ascii="Yu Gothic" w:cs="Yu Gothic" w:eastAsia="Yu Gothic" w:hAnsi="Yu Gothic"/>
-          <w:b/>
-          <w:bCs/>
-          <w:i w:val="false"/>
-          <w:iCs w:val="false"/>
-          <w:color w:val="000000"/>
-          <w:sz w:val="20"/>
-          <w:szCs w:val="20"/>
-        </w:rPr>
-        <w:t xml:space="preserve">2.　</w:t>
-      </w:r>
-      <w:r>
-        <w:rPr>
-          <w:rFonts w:ascii="Yu Gothic" w:cs="Yu Gothic" w:eastAsia="Yu Gothic" w:hAnsi="Yu Gothic"/>
-          <w:b w:val="false"/>
-          <w:bCs w:val="false"/>
-          <w:i w:val="false"/>
-          <w:iCs w:val="false"/>
-          <w:color w:val="000000"/>
-          <w:sz w:val="20"/>
-          <w:szCs w:val="20"/>
-        </w:rPr>
-        <w:t xml:space="preserve">甲がAIの生成物を業務に使用し、または社外に提出する場合の判断および最終確認の責任は、甲が負う。</w:t>
-      </w:r>
-    </w:p>
-    <w:p>
-      <w:pPr>
-        <w:spacing w:after="70" w:line="276"/>
-        <w:ind w:left="220" w:hanging="220"/>
-      </w:pPr>
-      <w:r>
-        <w:rPr>
-          <w:rFonts w:ascii="Yu Gothic" w:cs="Yu Gothic" w:eastAsia="Yu Gothic" w:hAnsi="Yu Gothic"/>
-          <w:b/>
-          <w:bCs/>
-          <w:i w:val="false"/>
-          <w:iCs w:val="false"/>
-          <w:color w:val="000000"/>
-          <w:sz w:val="20"/>
-          <w:szCs w:val="20"/>
-        </w:rPr>
-        <w:t xml:space="preserve">3.　</w:t>
-      </w:r>
-      <w:r>
-        <w:rPr>
-          <w:rFonts w:ascii="Yu Gothic" w:cs="Yu Gothic" w:eastAsia="Yu Gothic" w:hAnsi="Yu Gothic"/>
-          <w:b w:val="false"/>
-          <w:bCs w:val="false"/>
-          <w:i w:val="false"/>
-          <w:iCs w:val="false"/>
-          <w:color w:val="000000"/>
-          <w:sz w:val="20"/>
-          <w:szCs w:val="20"/>
-        </w:rPr>
-        <w:t xml:space="preserve">乙が甲に対して負う損害賠償の責任は、乙の故意または重大な過失による場合を除き、本講座に関して乙が甲から受領済みの委託料の額を上限とする。</w:t>
+        <w:t xml:space="preserve">乙は、甲の同意を得ずに、個人データを日本国外の第三者に提供しない。国外に所在する事業者が提供するサービスを利用する場合は、あらかじめ甲に利用するサービス名を通知する。</w:t>
       </w:r>
     </w:p>
     <w:p>
@@ -1401,7 +1578,39 @@
           <w:sz w:val="20"/>
           <w:szCs w:val="20"/>
         </w:rPr>
-        <w:t xml:space="preserve">乙は、甲が使用するAIサービスの仕様変更、提供停止、価格改定その他乙の責めに帰さない事由により生じた損害について責任を負わない。</w:t>
+        <w:t xml:space="preserve">秘密情報または個人データの漏洩、滅失、毀損その他の事故が発生し、またはそのおそれがあることを知ったときは、乙は直ちに甲へ通知し、原因の調査、被害の拡大防止および再発防止に必要な措置について甲に協力する。</w:t>
+      </w:r>
+    </w:p>
+    <w:p>
+      <w:pPr>
+        <w:spacing w:after="70" w:line="276"/>
+        <w:ind w:left="220" w:hanging="220"/>
+      </w:pPr>
+      <w:r>
+        <w:rPr>
+          <w:rFonts w:ascii="Yu Gothic" w:cs="Yu Gothic" w:eastAsia="Yu Gothic" w:hAnsi="Yu Gothic"/>
+          <w:b/>
+          <w:bCs/>
+          <w:i w:val="false"/>
+          <w:iCs w:val="false"/>
+          <w:color w:val="000000"/>
+          <w:sz w:val="20"/>
+          <w:szCs w:val="20"/>
+        </w:rPr>
+        <w:t xml:space="preserve">5.　</w:t>
+      </w:r>
+      <w:r>
+        <w:rPr>
+          <w:rFonts w:ascii="Yu Gothic" w:cs="Yu Gothic" w:eastAsia="Yu Gothic" w:hAnsi="Yu Gothic"/>
+          <w:b w:val="false"/>
+          <w:bCs w:val="false"/>
+          <w:i w:val="false"/>
+          <w:iCs w:val="false"/>
+          <w:color w:val="000000"/>
+          <w:sz w:val="20"/>
+          <w:szCs w:val="20"/>
+        </w:rPr>
+        <w:t xml:space="preserve">甲は、乙に提供する情報について、第三者の情報を含む場合はその提供につき必要な権限を有していることを保証する。</w:t>
       </w:r>
     </w:p>
     <w:p>
@@ -1427,20 +1636,20 @@
           <w:sz w:val="20"/>
           <w:szCs w:val="20"/>
         </w:rPr>
-        <w:t xml:space="preserve">第1項・第2項をこう書く理由　</w:t>
-      </w:r>
-      <w:r>
-        <w:rPr>
-          <w:rFonts w:ascii="Yu Gothic" w:cs="Yu Gothic" w:eastAsia="Yu Gothic" w:hAnsi="Yu Gothic"/>
-          <w:b w:val="false"/>
-          <w:bCs w:val="false"/>
-          <w:i w:val="false"/>
-          <w:iCs w:val="false"/>
-          <w:color w:val="000000"/>
-          <w:sz w:val="20"/>
-          <w:szCs w:val="20"/>
-        </w:rPr>
-        <w:t xml:space="preserve">本講座は第5回で「金額を確定しない」、第9回で「最上流に人の確認を置く」、第10回で「正解セットで採点する」と、一貫して『最終確認は人がやる』を教えます。契約書側の文言を教材とそろえておくと、第6回で社員から「間違えたら誰の責任か」と聞かれたときに、同じ答えを返せます。</w:t>
+        <w:t xml:space="preserve">検討メモ｜第6条　</w:t>
+      </w:r>
+      <w:r>
+        <w:rPr>
+          <w:rFonts w:ascii="Yu Gothic" w:cs="Yu Gothic" w:eastAsia="Yu Gothic" w:hAnsi="Yu Gothic"/>
+          <w:b w:val="false"/>
+          <w:bCs w:val="false"/>
+          <w:i w:val="false"/>
+          <w:iCs w:val="false"/>
+          <w:color w:val="000000"/>
+          <w:sz w:val="20"/>
+          <w:szCs w:val="20"/>
+        </w:rPr>
+        <w:t xml:space="preserve">この講座は、就業規則・顧客FAQ・見積という個人情報を含みうる資料を、個人事業者が5.5か月間、複数社ぶん保有する構造です。委託先監督・事故通知・越境移転の3点を条文に置くかどうか、置くならこの水準でよいかを弁護士に確認してください。第3項は「AIを扱う研修だからこそ」の条項です。第5条4項が学習設定を塞いでいるのに対し、こちらは海外サービスへの提供そのものを扱っています。</w:t>
       </w:r>
     </w:p>
     <w:p>
@@ -1458,7 +1667,7 @@
           <w:sz w:val="22"/>
           <w:szCs w:val="22"/>
         </w:rPr>
-        <w:t xml:space="preserve">第9条（助成金）</w:t>
+        <w:t xml:space="preserve">第7条（成果物の権利）</w:t>
       </w:r>
     </w:p>
     <w:p>
@@ -1490,7 +1699,7 @@
           <w:sz w:val="20"/>
           <w:szCs w:val="20"/>
         </w:rPr>
-        <w:t xml:space="preserve">甲が本講座について助成金の申請を行うかどうかは、甲が判断する。</w:t>
+        <w:t xml:space="preserve">甲が本講座において作成した成果物（プロンプト集、専用AI仕様書、各種テンプレートに記入されたもの、自動化フロー、設計書、正解セット等）に関する一切の権利は、甲に帰属する。</w:t>
       </w:r>
     </w:p>
     <w:p>
@@ -1522,7 +1731,7 @@
           <w:sz w:val="20"/>
           <w:szCs w:val="20"/>
         </w:rPr>
-        <w:t xml:space="preserve">乙は、支給の可否について一切の保証をしない。支給の可否は、管轄の労働局等が判断する。</w:t>
+        <w:t xml:space="preserve">乙が甲に提供する記入前のテンプレート、資料、スライド、手順書その他の教材の著作権は乙に留保される。甲は、これらを甲の社内における利用の範囲に限り、複製および使用することができる。</w:t>
       </w:r>
     </w:p>
     <w:p>
@@ -1554,7 +1763,7 @@
           <w:sz w:val="20"/>
           <w:szCs w:val="20"/>
         </w:rPr>
-        <w:t xml:space="preserve">乙は、申請書類の作成代行および申請手続の代行を行わない。乙は、必要に応じて社会保険労務士または認定経営革新等支援機関を紹介する。</w:t>
+        <w:t xml:space="preserve">甲は、前項の教材を第三者に販売、貸与、公開してはならない。</w:t>
       </w:r>
     </w:p>
     <w:p>
@@ -1572,7 +1781,7 @@
           <w:sz w:val="22"/>
           <w:szCs w:val="22"/>
         </w:rPr>
-        <w:t xml:space="preserve">第10条（回と回の間の対応）</w:t>
+        <w:t xml:space="preserve">第8条（事例としての公開）</w:t>
       </w:r>
     </w:p>
     <w:p>
@@ -1604,7 +1813,7 @@
           <w:sz w:val="20"/>
           <w:szCs w:val="20"/>
         </w:rPr>
-        <w:t xml:space="preserve">乙は、各回の間においても、電子メールにより本講座に関する質問を受け付ける。</w:t>
+        <w:t xml:space="preserve">乙が本講座の内容または成果を事例として公開しようとする場合、乙はあらかじめ甲の書面による許諾を得る。</w:t>
       </w:r>
     </w:p>
     <w:p>
@@ -1636,7 +1845,7 @@
           <w:sz w:val="20"/>
           <w:szCs w:val="20"/>
         </w:rPr>
-        <w:t xml:space="preserve">返信の目安は、平日24時間以内とする。土曜日、日曜日および祝日を挟む場合は翌営業日とする。</w:t>
+        <w:t xml:space="preserve">前項の許諾を求めるにあたり、乙は、社名の表示の可否、業種・従業員数の表示の範囲、および公開する数値の範囲を具体的に示す。</w:t>
       </w:r>
     </w:p>
     <w:p>
@@ -1668,7 +1877,7 @@
           <w:sz w:val="20"/>
           <w:szCs w:val="20"/>
         </w:rPr>
-        <w:t xml:space="preserve">本講座で扱った範囲を超える相談（新規ツールの選定、甲の業務の代行等）は、前2項の対象に含まない。</w:t>
+        <w:t xml:space="preserve">許諾が得られない場合、乙は社名、業種その他甲を特定し得る情報を一切公開しない。</w:t>
       </w:r>
     </w:p>
     <w:p>
@@ -1686,7 +1895,7 @@
           <w:sz w:val="22"/>
           <w:szCs w:val="22"/>
         </w:rPr>
-        <w:t xml:space="preserve">第11条（日程の変更および中止）</w:t>
+        <w:t xml:space="preserve">第9条（責任の範囲）</w:t>
       </w:r>
     </w:p>
     <w:p>
@@ -1718,7 +1927,7 @@
           <w:sz w:val="20"/>
           <w:szCs w:val="20"/>
         </w:rPr>
-        <w:t xml:space="preserve">日程の変更は、実施予定日の　　日前までに相手方へ通知することにより行うことができる。</w:t>
+        <w:t xml:space="preserve">本講座は、助言および伴走の提供である。乙は、AIが生成する内容の正確性、および本講座の受講による業務改善の成果を保証しない。</w:t>
       </w:r>
     </w:p>
     <w:p>
@@ -1750,7 +1959,7 @@
           <w:sz w:val="20"/>
           <w:szCs w:val="20"/>
         </w:rPr>
-        <w:t xml:space="preserve">甲の都合により実施予定日の前日または当日に中止された場合の取扱いは、別途定める。</w:t>
+        <w:t xml:space="preserve">甲がAIの生成物を業務に使用し、または社外に提出する場合の判断および最終確認の責任は、甲が負う。</w:t>
       </w:r>
     </w:p>
     <w:p>
@@ -1782,7 +1991,39 @@
           <w:sz w:val="20"/>
           <w:szCs w:val="20"/>
         </w:rPr>
-        <w:t xml:space="preserve">天災地変、通信障害その他不可抗力により実施できない場合、両者は協議のうえ代替日を定める。</w:t>
+        <w:t xml:space="preserve">乙が甲に対して負う損害賠償の責任は、乙の故意または重大な過失による場合を除き、本講座に関して乙が甲から受領済みの委託料の額を上限とする。</w:t>
+      </w:r>
+    </w:p>
+    <w:p>
+      <w:pPr>
+        <w:spacing w:after="70" w:line="276"/>
+        <w:ind w:left="220" w:hanging="220"/>
+      </w:pPr>
+      <w:r>
+        <w:rPr>
+          <w:rFonts w:ascii="Yu Gothic" w:cs="Yu Gothic" w:eastAsia="Yu Gothic" w:hAnsi="Yu Gothic"/>
+          <w:b/>
+          <w:bCs/>
+          <w:i w:val="false"/>
+          <w:iCs w:val="false"/>
+          <w:color w:val="000000"/>
+          <w:sz w:val="20"/>
+          <w:szCs w:val="20"/>
+        </w:rPr>
+        <w:t xml:space="preserve">4.　</w:t>
+      </w:r>
+      <w:r>
+        <w:rPr>
+          <w:rFonts w:ascii="Yu Gothic" w:cs="Yu Gothic" w:eastAsia="Yu Gothic" w:hAnsi="Yu Gothic"/>
+          <w:b w:val="false"/>
+          <w:bCs w:val="false"/>
+          <w:i w:val="false"/>
+          <w:iCs w:val="false"/>
+          <w:color w:val="000000"/>
+          <w:sz w:val="20"/>
+          <w:szCs w:val="20"/>
+        </w:rPr>
+        <w:t xml:space="preserve">乙は、甲が使用するAIサービスの仕様変更、提供停止、価格改定その他乙の責めに帰さない事由により生じた損害について責任を負わない。</w:t>
       </w:r>
     </w:p>
     <w:p>
@@ -1808,20 +2049,20 @@
           <w:sz w:val="20"/>
           <w:szCs w:val="20"/>
         </w:rPr>
-        <w:t xml:space="preserve">空欄について　</w:t>
-      </w:r>
-      <w:r>
-        <w:rPr>
-          <w:rFonts w:ascii="Yu Gothic" w:cs="Yu Gothic" w:eastAsia="Yu Gothic" w:hAnsi="Yu Gothic"/>
-          <w:b w:val="false"/>
-          <w:bCs w:val="false"/>
-          <w:i w:val="false"/>
-          <w:iCs w:val="false"/>
-          <w:color w:val="000000"/>
-          <w:sz w:val="20"/>
-          <w:szCs w:val="20"/>
-        </w:rPr>
-        <w:t xml:space="preserve">第1項の日数は案件ごとに決めてください。隔週で組む講座なので、3営業日前あたりが現実的です。第2項は金額の話になるため、委託料を定める本契約書側に置くほうが整理しやすくなります。</w:t>
+        <w:t xml:space="preserve">第1項・第2項をこう書く理由　</w:t>
+      </w:r>
+      <w:r>
+        <w:rPr>
+          <w:rFonts w:ascii="Yu Gothic" w:cs="Yu Gothic" w:eastAsia="Yu Gothic" w:hAnsi="Yu Gothic"/>
+          <w:b w:val="false"/>
+          <w:bCs w:val="false"/>
+          <w:i w:val="false"/>
+          <w:iCs w:val="false"/>
+          <w:color w:val="000000"/>
+          <w:sz w:val="20"/>
+          <w:szCs w:val="20"/>
+        </w:rPr>
+        <w:t xml:space="preserve">本講座は第5回で「金額を確定しない」、第9回で「最上流に人の確認を置く」、第10回で「正解セットで採点する」と、一貫して『最終確認は人がやる』を教えます。契約書側の文言を教材とそろえておくと、第6回で社員から「間違えたら誰の責任か」と聞かれたときに、同じ答えを返せます。</w:t>
       </w:r>
     </w:p>
     <w:p>
@@ -1839,7 +2080,637 @@
           <w:sz w:val="22"/>
           <w:szCs w:val="22"/>
         </w:rPr>
-        <w:t xml:space="preserve">第12条（協議）</w:t>
+        <w:t xml:space="preserve">第10条（助成金）</w:t>
+      </w:r>
+    </w:p>
+    <w:p>
+      <w:pPr>
+        <w:spacing w:after="70" w:line="276"/>
+        <w:ind w:left="220" w:hanging="220"/>
+      </w:pPr>
+      <w:r>
+        <w:rPr>
+          <w:rFonts w:ascii="Yu Gothic" w:cs="Yu Gothic" w:eastAsia="Yu Gothic" w:hAnsi="Yu Gothic"/>
+          <w:b/>
+          <w:bCs/>
+          <w:i w:val="false"/>
+          <w:iCs w:val="false"/>
+          <w:color w:val="000000"/>
+          <w:sz w:val="20"/>
+          <w:szCs w:val="20"/>
+        </w:rPr>
+        <w:t xml:space="preserve">1.　</w:t>
+      </w:r>
+      <w:r>
+        <w:rPr>
+          <w:rFonts w:ascii="Yu Gothic" w:cs="Yu Gothic" w:eastAsia="Yu Gothic" w:hAnsi="Yu Gothic"/>
+          <w:b w:val="false"/>
+          <w:bCs w:val="false"/>
+          <w:i w:val="false"/>
+          <w:iCs w:val="false"/>
+          <w:color w:val="000000"/>
+          <w:sz w:val="20"/>
+          <w:szCs w:val="20"/>
+        </w:rPr>
+        <w:t xml:space="preserve">甲が本講座について助成金の申請を行うかどうかは、甲が判断する。</w:t>
+      </w:r>
+    </w:p>
+    <w:p>
+      <w:pPr>
+        <w:spacing w:after="70" w:line="276"/>
+        <w:ind w:left="220" w:hanging="220"/>
+      </w:pPr>
+      <w:r>
+        <w:rPr>
+          <w:rFonts w:ascii="Yu Gothic" w:cs="Yu Gothic" w:eastAsia="Yu Gothic" w:hAnsi="Yu Gothic"/>
+          <w:b/>
+          <w:bCs/>
+          <w:i w:val="false"/>
+          <w:iCs w:val="false"/>
+          <w:color w:val="000000"/>
+          <w:sz w:val="20"/>
+          <w:szCs w:val="20"/>
+        </w:rPr>
+        <w:t xml:space="preserve">2.　</w:t>
+      </w:r>
+      <w:r>
+        <w:rPr>
+          <w:rFonts w:ascii="Yu Gothic" w:cs="Yu Gothic" w:eastAsia="Yu Gothic" w:hAnsi="Yu Gothic"/>
+          <w:b w:val="false"/>
+          <w:bCs w:val="false"/>
+          <w:i w:val="false"/>
+          <w:iCs w:val="false"/>
+          <w:color w:val="000000"/>
+          <w:sz w:val="20"/>
+          <w:szCs w:val="20"/>
+        </w:rPr>
+        <w:t xml:space="preserve">乙は、支給の可否について一切の保証をしない。支給の可否は、管轄の労働局等が判断する。</w:t>
+      </w:r>
+    </w:p>
+    <w:p>
+      <w:pPr>
+        <w:spacing w:after="70" w:line="276"/>
+        <w:ind w:left="220" w:hanging="220"/>
+      </w:pPr>
+      <w:r>
+        <w:rPr>
+          <w:rFonts w:ascii="Yu Gothic" w:cs="Yu Gothic" w:eastAsia="Yu Gothic" w:hAnsi="Yu Gothic"/>
+          <w:b/>
+          <w:bCs/>
+          <w:i w:val="false"/>
+          <w:iCs w:val="false"/>
+          <w:color w:val="000000"/>
+          <w:sz w:val="20"/>
+          <w:szCs w:val="20"/>
+        </w:rPr>
+        <w:t xml:space="preserve">3.　</w:t>
+      </w:r>
+      <w:r>
+        <w:rPr>
+          <w:rFonts w:ascii="Yu Gothic" w:cs="Yu Gothic" w:eastAsia="Yu Gothic" w:hAnsi="Yu Gothic"/>
+          <w:b w:val="false"/>
+          <w:bCs w:val="false"/>
+          <w:i w:val="false"/>
+          <w:iCs w:val="false"/>
+          <w:color w:val="000000"/>
+          <w:sz w:val="20"/>
+          <w:szCs w:val="20"/>
+        </w:rPr>
+        <w:t xml:space="preserve">乙は、申請書類の作成代行および申請手続の代行を行わない。乙は、必要に応じて社会保険労務士または認定経営革新等支援機関を紹介する。</w:t>
+      </w:r>
+    </w:p>
+    <w:p>
+      <w:pPr>
+        <w:spacing w:after="70" w:line="276"/>
+        <w:ind w:left="220" w:hanging="220"/>
+      </w:pPr>
+      <w:r>
+        <w:rPr>
+          <w:rFonts w:ascii="Yu Gothic" w:cs="Yu Gothic" w:eastAsia="Yu Gothic" w:hAnsi="Yu Gothic"/>
+          <w:b/>
+          <w:bCs/>
+          <w:i w:val="false"/>
+          <w:iCs w:val="false"/>
+          <w:color w:val="000000"/>
+          <w:sz w:val="20"/>
+          <w:szCs w:val="20"/>
+        </w:rPr>
+        <w:t xml:space="preserve">4.　</w:t>
+      </w:r>
+      <w:r>
+        <w:rPr>
+          <w:rFonts w:ascii="Yu Gothic" w:cs="Yu Gothic" w:eastAsia="Yu Gothic" w:hAnsi="Yu Gothic"/>
+          <w:b w:val="false"/>
+          <w:bCs w:val="false"/>
+          <w:i w:val="false"/>
+          <w:iCs w:val="false"/>
+          <w:color w:val="000000"/>
+          <w:sz w:val="20"/>
+          <w:szCs w:val="20"/>
+        </w:rPr>
+        <w:t xml:space="preserve">甲の申請内容に起因して不支給または返還の決定がなされた場合、乙は、故意または重大な過失により虚偽の証憑を提供した場合を除き、責任を負わない。</w:t>
+      </w:r>
+    </w:p>
+    <w:p>
+      <w:pPr>
+        <w:spacing w:after="70" w:line="276"/>
+        <w:ind w:left="220" w:hanging="220"/>
+      </w:pPr>
+      <w:r>
+        <w:rPr>
+          <w:rFonts w:ascii="Yu Gothic" w:cs="Yu Gothic" w:eastAsia="Yu Gothic" w:hAnsi="Yu Gothic"/>
+          <w:b/>
+          <w:bCs/>
+          <w:i w:val="false"/>
+          <w:iCs w:val="false"/>
+          <w:color w:val="000000"/>
+          <w:sz w:val="20"/>
+          <w:szCs w:val="20"/>
+        </w:rPr>
+        <w:t xml:space="preserve">5.　</w:t>
+      </w:r>
+      <w:r>
+        <w:rPr>
+          <w:rFonts w:ascii="Yu Gothic" w:cs="Yu Gothic" w:eastAsia="Yu Gothic" w:hAnsi="Yu Gothic"/>
+          <w:b w:val="false"/>
+          <w:bCs w:val="false"/>
+          <w:i w:val="false"/>
+          <w:iCs w:val="false"/>
+          <w:color w:val="000000"/>
+          <w:sz w:val="20"/>
+          <w:szCs w:val="20"/>
+        </w:rPr>
+        <w:t xml:space="preserve">第2条第2項の実施記録は、助成金の申請がある場合、甲の求めに応じて申請に必要な期間保存する。この場合、第5条第2項は適用しない。</w:t>
+      </w:r>
+    </w:p>
+    <w:p>
+      <w:pPr>
+        <w:spacing w:after="100" w:before="260"/>
+      </w:pPr>
+      <w:r>
+        <w:rPr>
+          <w:rFonts w:ascii="Yu Gothic" w:cs="Yu Gothic" w:eastAsia="Yu Gothic" w:hAnsi="Yu Gothic"/>
+          <w:b/>
+          <w:bCs/>
+          <w:i w:val="false"/>
+          <w:iCs w:val="false"/>
+          <w:color w:val="1F3864"/>
+          <w:sz w:val="22"/>
+          <w:szCs w:val="22"/>
+        </w:rPr>
+        <w:t xml:space="preserve">第11条（回と回の間の対応）</w:t>
+      </w:r>
+    </w:p>
+    <w:p>
+      <w:pPr>
+        <w:spacing w:after="70" w:line="276"/>
+        <w:ind w:left="220" w:hanging="220"/>
+      </w:pPr>
+      <w:r>
+        <w:rPr>
+          <w:rFonts w:ascii="Yu Gothic" w:cs="Yu Gothic" w:eastAsia="Yu Gothic" w:hAnsi="Yu Gothic"/>
+          <w:b/>
+          <w:bCs/>
+          <w:i w:val="false"/>
+          <w:iCs w:val="false"/>
+          <w:color w:val="000000"/>
+          <w:sz w:val="20"/>
+          <w:szCs w:val="20"/>
+        </w:rPr>
+        <w:t xml:space="preserve">1.　</w:t>
+      </w:r>
+      <w:r>
+        <w:rPr>
+          <w:rFonts w:ascii="Yu Gothic" w:cs="Yu Gothic" w:eastAsia="Yu Gothic" w:hAnsi="Yu Gothic"/>
+          <w:b w:val="false"/>
+          <w:bCs w:val="false"/>
+          <w:i w:val="false"/>
+          <w:iCs w:val="false"/>
+          <w:color w:val="000000"/>
+          <w:sz w:val="20"/>
+          <w:szCs w:val="20"/>
+        </w:rPr>
+        <w:t xml:space="preserve">乙は、各回の間においても、電子メールにより本講座に関する質問を受け付ける。</w:t>
+      </w:r>
+    </w:p>
+    <w:p>
+      <w:pPr>
+        <w:spacing w:after="70" w:line="276"/>
+        <w:ind w:left="220" w:hanging="220"/>
+      </w:pPr>
+      <w:r>
+        <w:rPr>
+          <w:rFonts w:ascii="Yu Gothic" w:cs="Yu Gothic" w:eastAsia="Yu Gothic" w:hAnsi="Yu Gothic"/>
+          <w:b/>
+          <w:bCs/>
+          <w:i w:val="false"/>
+          <w:iCs w:val="false"/>
+          <w:color w:val="000000"/>
+          <w:sz w:val="20"/>
+          <w:szCs w:val="20"/>
+        </w:rPr>
+        <w:t xml:space="preserve">2.　</w:t>
+      </w:r>
+      <w:r>
+        <w:rPr>
+          <w:rFonts w:ascii="Yu Gothic" w:cs="Yu Gothic" w:eastAsia="Yu Gothic" w:hAnsi="Yu Gothic"/>
+          <w:b w:val="false"/>
+          <w:bCs w:val="false"/>
+          <w:i w:val="false"/>
+          <w:iCs w:val="false"/>
+          <w:color w:val="000000"/>
+          <w:sz w:val="20"/>
+          <w:szCs w:val="20"/>
+        </w:rPr>
+        <w:t xml:space="preserve">返信の目安は、平日24時間以内とする。土曜日、日曜日および祝日を挟む場合は翌営業日とする。</w:t>
+      </w:r>
+    </w:p>
+    <w:p>
+      <w:pPr>
+        <w:spacing w:after="70" w:line="276"/>
+        <w:ind w:left="220" w:hanging="220"/>
+      </w:pPr>
+      <w:r>
+        <w:rPr>
+          <w:rFonts w:ascii="Yu Gothic" w:cs="Yu Gothic" w:eastAsia="Yu Gothic" w:hAnsi="Yu Gothic"/>
+          <w:b/>
+          <w:bCs/>
+          <w:i w:val="false"/>
+          <w:iCs w:val="false"/>
+          <w:color w:val="000000"/>
+          <w:sz w:val="20"/>
+          <w:szCs w:val="20"/>
+        </w:rPr>
+        <w:t xml:space="preserve">3.　</w:t>
+      </w:r>
+      <w:r>
+        <w:rPr>
+          <w:rFonts w:ascii="Yu Gothic" w:cs="Yu Gothic" w:eastAsia="Yu Gothic" w:hAnsi="Yu Gothic"/>
+          <w:b w:val="false"/>
+          <w:bCs w:val="false"/>
+          <w:i w:val="false"/>
+          <w:iCs w:val="false"/>
+          <w:color w:val="000000"/>
+          <w:sz w:val="20"/>
+          <w:szCs w:val="20"/>
+        </w:rPr>
+        <w:t xml:space="preserve">本講座で扱った範囲を超える相談（新規ツールの選定、甲の業務の代行等）は、前2項の対象に含まない。</w:t>
+      </w:r>
+    </w:p>
+    <w:p>
+      <w:pPr>
+        <w:spacing w:after="100" w:before="260"/>
+      </w:pPr>
+      <w:r>
+        <w:rPr>
+          <w:rFonts w:ascii="Yu Gothic" w:cs="Yu Gothic" w:eastAsia="Yu Gothic" w:hAnsi="Yu Gothic"/>
+          <w:b/>
+          <w:bCs/>
+          <w:i w:val="false"/>
+          <w:iCs w:val="false"/>
+          <w:color w:val="1F3864"/>
+          <w:sz w:val="22"/>
+          <w:szCs w:val="22"/>
+        </w:rPr>
+        <w:t xml:space="preserve">第12条（日程の変更および中止）</w:t>
+      </w:r>
+    </w:p>
+    <w:p>
+      <w:pPr>
+        <w:spacing w:after="70" w:line="276"/>
+        <w:ind w:left="220" w:hanging="220"/>
+      </w:pPr>
+      <w:r>
+        <w:rPr>
+          <w:rFonts w:ascii="Yu Gothic" w:cs="Yu Gothic" w:eastAsia="Yu Gothic" w:hAnsi="Yu Gothic"/>
+          <w:b/>
+          <w:bCs/>
+          <w:i w:val="false"/>
+          <w:iCs w:val="false"/>
+          <w:color w:val="000000"/>
+          <w:sz w:val="20"/>
+          <w:szCs w:val="20"/>
+        </w:rPr>
+        <w:t xml:space="preserve">1.　</w:t>
+      </w:r>
+      <w:r>
+        <w:rPr>
+          <w:rFonts w:ascii="Yu Gothic" w:cs="Yu Gothic" w:eastAsia="Yu Gothic" w:hAnsi="Yu Gothic"/>
+          <w:b w:val="false"/>
+          <w:bCs w:val="false"/>
+          <w:i w:val="false"/>
+          <w:iCs w:val="false"/>
+          <w:color w:val="000000"/>
+          <w:sz w:val="20"/>
+          <w:szCs w:val="20"/>
+        </w:rPr>
+        <w:t xml:space="preserve">日程の変更は、末尾に記載する日数の前までに相手方へ通知することにより行うことができる。</w:t>
+      </w:r>
+    </w:p>
+    <w:p>
+      <w:pPr>
+        <w:spacing w:after="70" w:line="276"/>
+        <w:ind w:left="220" w:hanging="220"/>
+      </w:pPr>
+      <w:r>
+        <w:rPr>
+          <w:rFonts w:ascii="Yu Gothic" w:cs="Yu Gothic" w:eastAsia="Yu Gothic" w:hAnsi="Yu Gothic"/>
+          <w:b/>
+          <w:bCs/>
+          <w:i w:val="false"/>
+          <w:iCs w:val="false"/>
+          <w:color w:val="000000"/>
+          <w:sz w:val="20"/>
+          <w:szCs w:val="20"/>
+        </w:rPr>
+        <w:t xml:space="preserve">2.　</w:t>
+      </w:r>
+      <w:r>
+        <w:rPr>
+          <w:rFonts w:ascii="Yu Gothic" w:cs="Yu Gothic" w:eastAsia="Yu Gothic" w:hAnsi="Yu Gothic"/>
+          <w:b w:val="false"/>
+          <w:bCs w:val="false"/>
+          <w:i w:val="false"/>
+          <w:iCs w:val="false"/>
+          <w:color w:val="000000"/>
+          <w:sz w:val="20"/>
+          <w:szCs w:val="20"/>
+        </w:rPr>
+        <w:t xml:space="preserve">天災地変、通信障害その他不可抗力により実施できない場合、両者は協議のうえ代替日を定める。</w:t>
+      </w:r>
+    </w:p>
+    <w:p>
+      <w:pPr>
+        <w:pBdr>
+          <w:top w:val="single" w:color="FFE599" w:sz="2" w:space="4"/>
+          <w:left w:val="single" w:color="C00000" w:sz="18" w:space="6"/>
+          <w:bottom w:val="single" w:color="FFE599" w:sz="2" w:space="4"/>
+          <w:right w:val="single" w:color="FFE599" w:sz="2" w:space="4"/>
+        </w:pBdr>
+        <w:shd w:fill="FFF2CC" w:color="auto" w:val="clear"/>
+        <w:spacing w:after="180" w:before="140" w:line="264"/>
+        <w:ind w:left="120" w:right="120"/>
+      </w:pPr>
+      <w:r>
+        <w:rPr>
+          <w:rFonts w:ascii="Yu Gothic" w:cs="Yu Gothic" w:eastAsia="Yu Gothic" w:hAnsi="Yu Gothic"/>
+          <w:b/>
+          <w:bCs/>
+          <w:i w:val="false"/>
+          <w:iCs w:val="false"/>
+          <w:color w:val="C00000"/>
+          <w:sz w:val="20"/>
+          <w:szCs w:val="20"/>
+        </w:rPr>
+        <w:t xml:space="preserve">検討メモ｜第12条　</w:t>
+      </w:r>
+      <w:r>
+        <w:rPr>
+          <w:rFonts w:ascii="Yu Gothic" w:cs="Yu Gothic" w:eastAsia="Yu Gothic" w:hAnsi="Yu Gothic"/>
+          <w:b w:val="false"/>
+          <w:bCs w:val="false"/>
+          <w:i w:val="false"/>
+          <w:iCs w:val="false"/>
+          <w:color w:val="000000"/>
+          <w:sz w:val="20"/>
+          <w:szCs w:val="20"/>
+        </w:rPr>
+        <w:t xml:space="preserve">第1項の日数は末尾の記入欄に書きます（本文には書かず、二重管理を避けています）。隔週で組む講座なので、3営業日前あたりが現実的です。**前日・当日のキャンセル料は金額の話なので、委託料を定める本契約書側に置いてください。**本覚書に置くと、料金改定のたびに覚書を締結し直すことになります。</w:t>
+      </w:r>
+    </w:p>
+    <w:p>
+      <w:pPr>
+        <w:spacing w:after="100" w:before="260"/>
+      </w:pPr>
+      <w:r>
+        <w:rPr>
+          <w:rFonts w:ascii="Yu Gothic" w:cs="Yu Gothic" w:eastAsia="Yu Gothic" w:hAnsi="Yu Gothic"/>
+          <w:b/>
+          <w:bCs/>
+          <w:i w:val="false"/>
+          <w:iCs w:val="false"/>
+          <w:color w:val="1F3864"/>
+          <w:sz w:val="22"/>
+          <w:szCs w:val="22"/>
+        </w:rPr>
+        <w:t xml:space="preserve">第13条（一般条項）</w:t>
+      </w:r>
+    </w:p>
+    <w:p>
+      <w:pPr>
+        <w:spacing w:after="70" w:line="276"/>
+        <w:ind w:left="220" w:hanging="220"/>
+      </w:pPr>
+      <w:r>
+        <w:rPr>
+          <w:rFonts w:ascii="Yu Gothic" w:cs="Yu Gothic" w:eastAsia="Yu Gothic" w:hAnsi="Yu Gothic"/>
+          <w:b/>
+          <w:bCs/>
+          <w:i w:val="false"/>
+          <w:iCs w:val="false"/>
+          <w:color w:val="000000"/>
+          <w:sz w:val="20"/>
+          <w:szCs w:val="20"/>
+        </w:rPr>
+        <w:t xml:space="preserve">1.　</w:t>
+      </w:r>
+      <w:r>
+        <w:rPr>
+          <w:rFonts w:ascii="Yu Gothic" w:cs="Yu Gothic" w:eastAsia="Yu Gothic" w:hAnsi="Yu Gothic"/>
+          <w:b w:val="false"/>
+          <w:bCs w:val="false"/>
+          <w:i w:val="false"/>
+          <w:iCs w:val="false"/>
+          <w:color w:val="000000"/>
+          <w:sz w:val="20"/>
+          <w:szCs w:val="20"/>
+        </w:rPr>
+        <w:t xml:space="preserve">甲および乙は、相手方の書面による事前の承諾なく、本覚書上の地位および権利義務を第三者に譲渡しない。</w:t>
+      </w:r>
+    </w:p>
+    <w:p>
+      <w:pPr>
+        <w:spacing w:after="70" w:line="276"/>
+        <w:ind w:left="220" w:hanging="220"/>
+      </w:pPr>
+      <w:r>
+        <w:rPr>
+          <w:rFonts w:ascii="Yu Gothic" w:cs="Yu Gothic" w:eastAsia="Yu Gothic" w:hAnsi="Yu Gothic"/>
+          <w:b/>
+          <w:bCs/>
+          <w:i w:val="false"/>
+          <w:iCs w:val="false"/>
+          <w:color w:val="000000"/>
+          <w:sz w:val="20"/>
+          <w:szCs w:val="20"/>
+        </w:rPr>
+        <w:t xml:space="preserve">2.　</w:t>
+      </w:r>
+      <w:r>
+        <w:rPr>
+          <w:rFonts w:ascii="Yu Gothic" w:cs="Yu Gothic" w:eastAsia="Yu Gothic" w:hAnsi="Yu Gothic"/>
+          <w:b w:val="false"/>
+          <w:bCs w:val="false"/>
+          <w:i w:val="false"/>
+          <w:iCs w:val="false"/>
+          <w:color w:val="000000"/>
+          <w:sz w:val="20"/>
+          <w:szCs w:val="20"/>
+        </w:rPr>
+        <w:t xml:space="preserve">甲および乙は、自らが反社会的勢力に該当せず、また将来にわたって該当しないことを表明し、保証する。相手方がこれに違反した場合、催告を要せず直ちに本覚書を解除できる。</w:t>
+      </w:r>
+    </w:p>
+    <w:p>
+      <w:pPr>
+        <w:spacing w:after="70" w:line="276"/>
+        <w:ind w:left="220" w:hanging="220"/>
+      </w:pPr>
+      <w:r>
+        <w:rPr>
+          <w:rFonts w:ascii="Yu Gothic" w:cs="Yu Gothic" w:eastAsia="Yu Gothic" w:hAnsi="Yu Gothic"/>
+          <w:b/>
+          <w:bCs/>
+          <w:i w:val="false"/>
+          <w:iCs w:val="false"/>
+          <w:color w:val="000000"/>
+          <w:sz w:val="20"/>
+          <w:szCs w:val="20"/>
+        </w:rPr>
+        <w:t xml:space="preserve">3.　</w:t>
+      </w:r>
+      <w:r>
+        <w:rPr>
+          <w:rFonts w:ascii="Yu Gothic" w:cs="Yu Gothic" w:eastAsia="Yu Gothic" w:hAnsi="Yu Gothic"/>
+          <w:b w:val="false"/>
+          <w:bCs w:val="false"/>
+          <w:i w:val="false"/>
+          <w:iCs w:val="false"/>
+          <w:color w:val="000000"/>
+          <w:sz w:val="20"/>
+          <w:szCs w:val="20"/>
+        </w:rPr>
+        <w:t xml:space="preserve">乙の死亡、長期の疾病その他の事由により本講座の継続が不能となった場合、乙またはその相続人は、甲から預かった資料および録画データを速やかに削除し、その旨を甲に通知する。</w:t>
+      </w:r>
+    </w:p>
+    <w:p>
+      <w:pPr>
+        <w:spacing w:after="70" w:line="276"/>
+        <w:ind w:left="220" w:hanging="220"/>
+      </w:pPr>
+      <w:r>
+        <w:rPr>
+          <w:rFonts w:ascii="Yu Gothic" w:cs="Yu Gothic" w:eastAsia="Yu Gothic" w:hAnsi="Yu Gothic"/>
+          <w:b/>
+          <w:bCs/>
+          <w:i w:val="false"/>
+          <w:iCs w:val="false"/>
+          <w:color w:val="000000"/>
+          <w:sz w:val="20"/>
+          <w:szCs w:val="20"/>
+        </w:rPr>
+        <w:t xml:space="preserve">4.　</w:t>
+      </w:r>
+      <w:r>
+        <w:rPr>
+          <w:rFonts w:ascii="Yu Gothic" w:cs="Yu Gothic" w:eastAsia="Yu Gothic" w:hAnsi="Yu Gothic"/>
+          <w:b w:val="false"/>
+          <w:bCs w:val="false"/>
+          <w:i w:val="false"/>
+          <w:iCs w:val="false"/>
+          <w:color w:val="000000"/>
+          <w:sz w:val="20"/>
+          <w:szCs w:val="20"/>
+        </w:rPr>
+        <w:t xml:space="preserve">第3条、第4条第4項から第7項まで、第5条、第6条、第7条、第8条および第9条は、本覚書の終了後も、それぞれ定める期間または目的を達するまで効力を有する。</w:t>
+      </w:r>
+    </w:p>
+    <w:p>
+      <w:pPr>
+        <w:spacing w:after="70" w:line="276"/>
+        <w:ind w:left="220" w:hanging="220"/>
+      </w:pPr>
+      <w:r>
+        <w:rPr>
+          <w:rFonts w:ascii="Yu Gothic" w:cs="Yu Gothic" w:eastAsia="Yu Gothic" w:hAnsi="Yu Gothic"/>
+          <w:b/>
+          <w:bCs/>
+          <w:i w:val="false"/>
+          <w:iCs w:val="false"/>
+          <w:color w:val="000000"/>
+          <w:sz w:val="20"/>
+          <w:szCs w:val="20"/>
+        </w:rPr>
+        <w:t xml:space="preserve">5.　</w:t>
+      </w:r>
+      <w:r>
+        <w:rPr>
+          <w:rFonts w:ascii="Yu Gothic" w:cs="Yu Gothic" w:eastAsia="Yu Gothic" w:hAnsi="Yu Gothic"/>
+          <w:b w:val="false"/>
+          <w:bCs w:val="false"/>
+          <w:i w:val="false"/>
+          <w:iCs w:val="false"/>
+          <w:color w:val="000000"/>
+          <w:sz w:val="20"/>
+          <w:szCs w:val="20"/>
+        </w:rPr>
+        <w:t xml:space="preserve">本覚書は日本法に準拠し、これに関する紛争については、　　　　　　地方裁判所を第一審の専属的合意管轄裁判所とする。</w:t>
+      </w:r>
+    </w:p>
+    <w:p>
+      <w:pPr>
+        <w:pBdr>
+          <w:top w:val="single" w:color="FFE599" w:sz="2" w:space="4"/>
+          <w:left w:val="single" w:color="C00000" w:sz="18" w:space="6"/>
+          <w:bottom w:val="single" w:color="FFE599" w:sz="2" w:space="4"/>
+          <w:right w:val="single" w:color="FFE599" w:sz="2" w:space="4"/>
+        </w:pBdr>
+        <w:shd w:fill="FFF2CC" w:color="auto" w:val="clear"/>
+        <w:spacing w:after="180" w:before="140" w:line="264"/>
+        <w:ind w:left="120" w:right="120"/>
+      </w:pPr>
+      <w:r>
+        <w:rPr>
+          <w:rFonts w:ascii="Yu Gothic" w:cs="Yu Gothic" w:eastAsia="Yu Gothic" w:hAnsi="Yu Gothic"/>
+          <w:b/>
+          <w:bCs/>
+          <w:i w:val="false"/>
+          <w:iCs w:val="false"/>
+          <w:color w:val="C00000"/>
+          <w:sz w:val="20"/>
+          <w:szCs w:val="20"/>
+        </w:rPr>
+        <w:t xml:space="preserve">検討メモ｜第13条　</w:t>
+      </w:r>
+      <w:r>
+        <w:rPr>
+          <w:rFonts w:ascii="Yu Gothic" w:cs="Yu Gothic" w:eastAsia="Yu Gothic" w:hAnsi="Yu Gothic"/>
+          <w:b w:val="false"/>
+          <w:bCs w:val="false"/>
+          <w:i w:val="false"/>
+          <w:iCs w:val="false"/>
+          <w:color w:val="000000"/>
+          <w:sz w:val="20"/>
+          <w:szCs w:val="20"/>
+        </w:rPr>
+        <w:t xml:space="preserve">①第3項は、個人事業者が単独で5.5か月間、複数社の秘密情報と録画を保有する構造への手当てです。②第5項の管轄地は、自分の所在地を入れるのが通常ですが、相手方との力関係で決まります。空欄のままにせず、必ず埋めてから送ってください。</w:t>
+      </w:r>
+    </w:p>
+    <w:p>
+      <w:pPr>
+        <w:spacing w:after="100" w:before="260"/>
+      </w:pPr>
+      <w:r>
+        <w:rPr>
+          <w:rFonts w:ascii="Yu Gothic" w:cs="Yu Gothic" w:eastAsia="Yu Gothic" w:hAnsi="Yu Gothic"/>
+          <w:b/>
+          <w:bCs/>
+          <w:i w:val="false"/>
+          <w:iCs w:val="false"/>
+          <w:color w:val="1F3864"/>
+          <w:sz w:val="22"/>
+          <w:szCs w:val="22"/>
+        </w:rPr>
+        <w:t xml:space="preserve">第14条（協議）</w:t>
       </w:r>
     </w:p>
     <w:p>
@@ -1907,7 +2778,7 @@
           <w:sz w:val="20"/>
           <w:szCs w:val="20"/>
         </w:rPr>
-        <w:t xml:space="preserve">本覚書の成立を証するため、本書2通を作成し、甲乙記名押印のうえ、各1通を保有する。</w:t>
+        <w:t xml:space="preserve">本覚書の成立を証するため、本書2通を作成し、甲乙記名押印のうえ、各1通を保有する。電子署名による場合は、本書の電磁的記録に甲乙が電子署名を行い、各自その記録を保有する。</w:t>
       </w:r>
     </w:p>
     <w:p>
@@ -2357,7 +3228,7 @@
                 <w:sz w:val="19"/>
                 <w:szCs w:val="19"/>
               </w:rPr>
-              <w:t xml:space="preserve">録画の社内共有の範囲</w:t>
+              <w:t xml:space="preserve">録画の社内共有の範囲（第4条3項）</w:t>
             </w:r>
           </w:p>
         </w:tc>
@@ -2425,7 +3296,7 @@
                 <w:sz w:val="19"/>
                 <w:szCs w:val="19"/>
               </w:rPr>
-              <w:t xml:space="preserve">録画を停止する場面</w:t>
+              <w:t xml:space="preserve">録画を停止する場面（第4条2項）</w:t>
             </w:r>
           </w:p>
         </w:tc>
@@ -2493,7 +3364,7 @@
                 <w:sz w:val="19"/>
                 <w:szCs w:val="19"/>
               </w:rPr>
-              <w:t xml:space="preserve">預かる資料の一覧</w:t>
+              <w:t xml:space="preserve">演習データの伏せ方（第5条）</w:t>
             </w:r>
           </w:p>
         </w:tc>
@@ -2524,7 +3395,7 @@
                 <w:sz w:val="19"/>
                 <w:szCs w:val="19"/>
               </w:rPr>
-              <w:t xml:space="preserve">初回終了時に確定して記入</w:t>
+              <w:t xml:space="preserve">例：顧客名は記号化／金額は下2桁を伏せる／個人名は削除</w:t>
             </w:r>
           </w:p>
         </w:tc>
@@ -2561,7 +3432,75 @@
                 <w:sz w:val="19"/>
                 <w:szCs w:val="19"/>
               </w:rPr>
-              <w:t xml:space="preserve">日程変更の通知期限（第11条）</w:t>
+              <w:t xml:space="preserve">預かる資料の一覧（第5条）</w:t>
+            </w:r>
+          </w:p>
+        </w:tc>
+        <w:tc>
+          <w:tcPr>
+            <w:tcW w:type="dxa" w:w="5800"/>
+            <w:tcMar>
+              <w:top w:type="dxa" w:w="70"/>
+              <w:left w:type="dxa" w:w="100"/>
+              <w:bottom w:type="dxa" w:w="70"/>
+              <w:right w:type="dxa" w:w="100"/>
+            </w:tcMar>
+            <w:vAlign w:val="center"/>
+          </w:tcPr>
+          <w:p>
+            <w:pPr>
+              <w:spacing w:after="0" w:line="252"/>
+              <w:jc w:val="left"/>
+            </w:pPr>
+            <w:r>
+              <w:rPr>
+                <w:rFonts w:ascii="Yu Gothic" w:cs="Yu Gothic" w:eastAsia="Yu Gothic" w:hAnsi="Yu Gothic"/>
+                <w:b w:val="false"/>
+                <w:bCs w:val="false"/>
+                <w:i w:val="false"/>
+                <w:iCs w:val="false"/>
+                <w:color w:val="000000"/>
+                <w:sz w:val="19"/>
+                <w:szCs w:val="19"/>
+              </w:rPr>
+              <w:t xml:space="preserve">初回終了時に記入。以後、追加のつど別紙に追記し、メールで相互に確認する</w:t>
+            </w:r>
+          </w:p>
+        </w:tc>
+      </w:tr>
+      <w:tr>
+        <w:trPr>
+          <w:cantSplit/>
+        </w:trPr>
+        <w:tc>
+          <w:tcPr>
+            <w:tcW w:type="dxa" w:w="3000"/>
+            <w:shd w:fill="D9E2F3" w:color="auto" w:val="clear"/>
+            <w:tcMar>
+              <w:top w:type="dxa" w:w="70"/>
+              <w:left w:type="dxa" w:w="100"/>
+              <w:bottom w:type="dxa" w:w="70"/>
+              <w:right w:type="dxa" w:w="100"/>
+            </w:tcMar>
+            <w:vAlign w:val="center"/>
+          </w:tcPr>
+          <w:p>
+            <w:pPr>
+              <w:spacing w:after="0" w:line="252"/>
+              <w:jc w:val="center"/>
+            </w:pPr>
+            <w:r>
+              <w:rPr>
+                <w:rFonts w:ascii="Yu Gothic" w:cs="Yu Gothic" w:eastAsia="Yu Gothic" w:hAnsi="Yu Gothic"/>
+                <w:b/>
+                <w:bCs/>
+                <w:i w:val="false"/>
+                <w:iCs w:val="false"/>
+                <w:color w:val="000000"/>
+                <w:sz w:val="19"/>
+                <w:szCs w:val="19"/>
+              </w:rPr>
+              <w:t xml:space="preserve">日程変更の通知期限（第12条1項）</w:t>
             </w:r>
           </w:p>
         </w:tc>
@@ -2597,7 +3536,114 @@
           </w:p>
         </w:tc>
       </w:tr>
+      <w:tr>
+        <w:trPr>
+          <w:cantSplit/>
+        </w:trPr>
+        <w:tc>
+          <w:tcPr>
+            <w:tcW w:type="dxa" w:w="3000"/>
+            <w:shd w:fill="D9E2F3" w:color="auto" w:val="clear"/>
+            <w:tcMar>
+              <w:top w:type="dxa" w:w="70"/>
+              <w:left w:type="dxa" w:w="100"/>
+              <w:bottom w:type="dxa" w:w="70"/>
+              <w:right w:type="dxa" w:w="100"/>
+            </w:tcMar>
+            <w:vAlign w:val="center"/>
+          </w:tcPr>
+          <w:p>
+            <w:pPr>
+              <w:spacing w:after="0" w:line="252"/>
+              <w:jc w:val="center"/>
+            </w:pPr>
+            <w:r>
+              <w:rPr>
+                <w:rFonts w:ascii="Yu Gothic" w:cs="Yu Gothic" w:eastAsia="Yu Gothic" w:hAnsi="Yu Gothic"/>
+                <w:b/>
+                <w:bCs/>
+                <w:i w:val="false"/>
+                <w:iCs w:val="false"/>
+                <w:color w:val="000000"/>
+                <w:sz w:val="19"/>
+                <w:szCs w:val="19"/>
+              </w:rPr>
+              <w:t xml:space="preserve">合意管轄（第13条5項）</w:t>
+            </w:r>
+          </w:p>
+        </w:tc>
+        <w:tc>
+          <w:tcPr>
+            <w:tcW w:type="dxa" w:w="5800"/>
+            <w:tcMar>
+              <w:top w:type="dxa" w:w="70"/>
+              <w:left w:type="dxa" w:w="100"/>
+              <w:bottom w:type="dxa" w:w="70"/>
+              <w:right w:type="dxa" w:w="100"/>
+            </w:tcMar>
+            <w:vAlign w:val="center"/>
+          </w:tcPr>
+          <w:p>
+            <w:pPr>
+              <w:spacing w:after="0" w:line="252"/>
+              <w:jc w:val="left"/>
+            </w:pPr>
+            <w:r>
+              <w:rPr>
+                <w:rFonts w:ascii="Yu Gothic" w:cs="Yu Gothic" w:eastAsia="Yu Gothic" w:hAnsi="Yu Gothic"/>
+                <w:b w:val="false"/>
+                <w:bCs w:val="false"/>
+                <w:i w:val="false"/>
+                <w:iCs w:val="false"/>
+                <w:color w:val="000000"/>
+                <w:sz w:val="19"/>
+                <w:szCs w:val="19"/>
+              </w:rPr>
+              <w:t xml:space="preserve">　　　　　　地方裁判所</w:t>
+            </w:r>
+          </w:p>
+        </w:tc>
+      </w:tr>
     </w:tbl>
+    <w:p>
+      <w:pPr>
+        <w:pBdr>
+          <w:top w:val="single" w:color="FFE599" w:sz="2" w:space="4"/>
+          <w:left w:val="single" w:color="C00000" w:sz="18" w:space="6"/>
+          <w:bottom w:val="single" w:color="FFE599" w:sz="2" w:space="4"/>
+          <w:right w:val="single" w:color="FFE599" w:sz="2" w:space="4"/>
+        </w:pBdr>
+        <w:shd w:fill="FFF2CC" w:color="auto" w:val="clear"/>
+        <w:spacing w:after="180" w:before="140" w:line="264"/>
+        <w:ind w:left="120" w:right="120"/>
+      </w:pPr>
+      <w:r>
+        <w:rPr>
+          <w:rFonts w:ascii="Yu Gothic" w:cs="Yu Gothic" w:eastAsia="Yu Gothic" w:hAnsi="Yu Gothic"/>
+          <w:b/>
+          <w:bCs/>
+          <w:i w:val="false"/>
+          <w:iCs w:val="false"/>
+          <w:color w:val="C00000"/>
+          <w:sz w:val="20"/>
+          <w:szCs w:val="20"/>
+        </w:rPr>
+        <w:t xml:space="preserve">預かる資料は増えます　</w:t>
+      </w:r>
+      <w:r>
+        <w:rPr>
+          <w:rFonts w:ascii="Yu Gothic" w:cs="Yu Gothic" w:eastAsia="Yu Gothic" w:hAnsi="Yu Gothic"/>
+          <w:b w:val="false"/>
+          <w:bCs w:val="false"/>
+          <w:i w:val="false"/>
+          <w:iCs w:val="false"/>
+          <w:color w:val="000000"/>
+          <w:sz w:val="20"/>
+          <w:szCs w:val="20"/>
+        </w:rPr>
+        <w:t xml:space="preserve">この講座は第4回で月次数値、第8回で資料束が追加されます。初回に書いた一覧のまま放置すると、実態と合わなくなります。**追加のつど別紙に1行足し、メールで送って相互に記録を残してください。**</w:t>
+      </w:r>
+    </w:p>
     <w:p>
       <w:r>
         <w:br w:type="page"/>
@@ -2639,7 +3685,7 @@
           <w:sz w:val="20"/>
           <w:szCs w:val="20"/>
         </w:rPr>
-        <w:t xml:space="preserve">本覚書は、秘密保持・録画・データ・責任範囲に絞ってあります。次の3つは別の文書で定めてください。</w:t>
+        <w:t xml:space="preserve">本覚書は、秘密保持・録画・データ・責任範囲に絞ってあります。次の3つは別の文書で定めてください。**再委託の禁止は第3条6項に入れたので、ここには含めていません。**</w:t>
       </w:r>
     </w:p>
     <w:tbl>
@@ -2790,7 +3836,7 @@
                 <w:sz w:val="18"/>
                 <w:szCs w:val="18"/>
               </w:rPr>
-              <w:t xml:space="preserve">案件ごとに変わるうえ、覚書に金額を書くと差し替えのたびに再締結が必要になる</w:t>
+              <w:t xml:space="preserve">案件ごとに変わるため、本契約書側で定める（覚書に金額を書くと、料金改定のたびに締結し直すことになる）</w:t>
             </w:r>
           </w:p>
         </w:tc>
@@ -2827,7 +3873,7 @@
                 <w:sz w:val="18"/>
                 <w:szCs w:val="18"/>
               </w:rPr>
-              <w:t xml:space="preserve">中途解約と返金</w:t>
+              <w:t xml:space="preserve">中途解約と返金／当日キャンセル</w:t>
             </w:r>
           </w:p>
         </w:tc>
@@ -2859,7 +3905,7 @@
                 <w:sz w:val="18"/>
                 <w:szCs w:val="18"/>
               </w:rPr>
-              <w:t xml:space="preserve">回数制のサービスなので、何回目までに解約したらどうなるかを金額とセットで決める必要がある</w:t>
+              <w:t xml:space="preserve">回数制のサービスなので、何回目までに解約したらどうなるかを金額とセットで決める。第12条1項の空欄もここと揃える</w:t>
             </w:r>
           </w:p>
         </w:tc>
@@ -2895,7 +3941,7 @@
                 <w:sz w:val="18"/>
                 <w:szCs w:val="18"/>
               </w:rPr>
-              <w:t xml:space="preserve">再委託</w:t>
+              <w:t xml:space="preserve">賠償責任保険</w:t>
             </w:r>
           </w:p>
         </w:tc>
@@ -2926,7 +3972,7 @@
                 <w:sz w:val="18"/>
                 <w:szCs w:val="18"/>
               </w:rPr>
-              <w:t xml:space="preserve">本講座は1対1で講師個人が提供する前提なので、再委託を想定するなら明示的に定める</w:t>
+              <w:t xml:space="preserve">付保するかどうかと、その場合の第9条3項の上限額との関係</w:t>
             </w:r>
           </w:p>
         </w:tc>
@@ -2986,7 +4032,7 @@
           <w:sz w:val="20"/>
           <w:szCs w:val="20"/>
         </w:rPr>
-        <w:t xml:space="preserve">この文書はひな形です。弁護士の確認を受けずに署名に使わないでください。特に第8条第3項の上限額は、この形が妥当かどうかを必ず専門家に判断してもらってください。</w:t>
+        <w:t xml:space="preserve">本書は法的助言ではありません。弁護士が作成したものでもありません。弁護士の確認を受けずに署名に使わないでください。特に第9条第3項（責任の上限）と第6条（個人情報）は、この形が妥当かどうかを必ず専門家に判断してもらってください。また、相手方に送る前に、「検討メモ」と書いた枠をすべて削ってください。</w:t>
       </w:r>
     </w:p>
     <w:sectPr>

--- a/legal/AI実装講座_覚書ひな形.docx
+++ b/legal/AI実装講座_覚書ひな形.docx
@@ -175,7 +175,7 @@
           <w:sz w:val="20"/>
           <w:szCs w:val="20"/>
         </w:rPr>
-        <w:t xml:space="preserve">本書には「検討メモ」と書いた枠が5つ入っています。これは講師（乙）が読むためのもので、条文の一部ではありません。**弁護士の確認を受けた版を作るときに、この5つの枠と、この表紙2枚、末尾の参考ページを削ってください。**残る第1条〜第12条と署名欄・記入欄が、相手方に渡す本体です。</w:t>
+        <w:t xml:space="preserve">本書には「検討メモ」と書いた枠が5つ入っています。これは講師（乙）が読むためのもので、条文の一部ではありません。**弁護士の確認を受けた版を作るときに、この5つの枠と、この表紙2枚、末尾の参考ページを削ってください。**残る第1条〜第14条と署名欄・記入欄が、相手方に渡す本体です。</w:t>
       </w:r>
     </w:p>
     <w:p>
@@ -3667,6 +3667,515 @@
           <w:sz w:val="28"/>
           <w:szCs w:val="28"/>
         </w:rPr>
+        <w:t xml:space="preserve">別紙1　録画に関する同意書（初回用・覚書の締結前に取り交わす）</w:t>
+      </w:r>
+    </w:p>
+    <w:p>
+      <w:pPr>
+        <w:pBdr>
+          <w:top w:val="single" w:color="FFE599" w:sz="2" w:space="4"/>
+          <w:left w:val="single" w:color="C00000" w:sz="18" w:space="6"/>
+          <w:bottom w:val="single" w:color="FFE599" w:sz="2" w:space="4"/>
+          <w:right w:val="single" w:color="FFE599" w:sz="2" w:space="4"/>
+        </w:pBdr>
+        <w:shd w:fill="FFF2CC" w:color="auto" w:val="clear"/>
+        <w:spacing w:after="180" w:before="140" w:line="264"/>
+        <w:ind w:left="120" w:right="120"/>
+      </w:pPr>
+      <w:r>
+        <w:rPr>
+          <w:rFonts w:ascii="Yu Gothic" w:cs="Yu Gothic" w:eastAsia="Yu Gothic" w:hAnsi="Yu Gothic"/>
+          <w:b/>
+          <w:bCs/>
+          <w:i w:val="false"/>
+          <w:iCs w:val="false"/>
+          <w:color w:val="C00000"/>
+          <w:sz w:val="20"/>
+          <w:szCs w:val="20"/>
+        </w:rPr>
+        <w:t xml:space="preserve">なぜ別紙が要るか　</w:t>
+      </w:r>
+      <w:r>
+        <w:rPr>
+          <w:rFonts w:ascii="Yu Gothic" w:cs="Yu Gothic" w:eastAsia="Yu Gothic" w:hAnsi="Yu Gothic"/>
+          <w:b w:val="false"/>
+          <w:bCs w:val="false"/>
+          <w:i w:val="false"/>
+          <w:iCs w:val="false"/>
+          <w:color w:val="000000"/>
+          <w:sz w:val="20"/>
+          <w:szCs w:val="20"/>
+        </w:rPr>
+        <w:t xml:space="preserve">覚書の署名は初回終了後になります。ところが初回から録画するので、そのままだと第4条第1項の「甲の同意」が無い状態で録画することになります。**この1枚を、初回の開始前にメールで往復するだけで塞げます。**押印は不要。返信をもって同意とみなす形で足ります。</w:t>
+      </w:r>
+    </w:p>
+    <w:p>
+      <w:pPr>
+        <w:spacing w:after="120"/>
+      </w:pPr>
+      <w:r>
+        <w:rPr>
+          <w:rFonts w:ascii="Yu Gothic" w:cs="Yu Gothic" w:eastAsia="Yu Gothic" w:hAnsi="Yu Gothic"/>
+          <w:b w:val="false"/>
+          <w:bCs w:val="false"/>
+          <w:i w:val="false"/>
+          <w:iCs w:val="false"/>
+          <w:color w:val="000000"/>
+          <w:sz w:val="21"/>
+          <w:szCs w:val="21"/>
+        </w:rPr>
+        <w:t xml:space="preserve"/>
+      </w:r>
+    </w:p>
+    <w:p>
+      <w:pPr>
+        <w:spacing w:after="100" w:before="0" w:line="276"/>
+      </w:pPr>
+      <w:r>
+        <w:rPr>
+          <w:rFonts w:ascii="Yu Gothic" w:cs="Yu Gothic" w:eastAsia="Yu Gothic" w:hAnsi="Yu Gothic"/>
+          <w:b w:val="false"/>
+          <w:bCs w:val="false"/>
+          <w:i w:val="false"/>
+          <w:iCs w:val="false"/>
+          <w:color w:val="595959"/>
+          <w:sz w:val="19"/>
+          <w:szCs w:val="19"/>
+        </w:rPr>
+        <w:t xml:space="preserve">──────────────────────────────────</w:t>
+      </w:r>
+    </w:p>
+    <w:p>
+      <w:pPr>
+        <w:spacing w:after="160" w:before="120"/>
+        <w:jc w:val="center"/>
+      </w:pPr>
+      <w:r>
+        <w:rPr>
+          <w:rFonts w:ascii="Yu Gothic" w:cs="Yu Gothic" w:eastAsia="Yu Gothic" w:hAnsi="Yu Gothic"/>
+          <w:b/>
+          <w:bCs/>
+          <w:i w:val="false"/>
+          <w:iCs w:val="false"/>
+          <w:color w:val="1F3864"/>
+          <w:sz w:val="26"/>
+          <w:szCs w:val="26"/>
+        </w:rPr>
+        <w:t xml:space="preserve">録画に関する同意書</w:t>
+      </w:r>
+    </w:p>
+    <w:p>
+      <w:pPr>
+        <w:spacing w:after="140" w:before="0" w:line="276"/>
+      </w:pPr>
+      <w:r>
+        <w:rPr>
+          <w:rFonts w:ascii="Yu Gothic" w:cs="Yu Gothic" w:eastAsia="Yu Gothic" w:hAnsi="Yu Gothic"/>
+          <w:b w:val="false"/>
+          <w:bCs w:val="false"/>
+          <w:i w:val="false"/>
+          <w:iCs w:val="false"/>
+          <w:color w:val="000000"/>
+          <w:sz w:val="20"/>
+          <w:szCs w:val="20"/>
+        </w:rPr>
+        <w:t xml:space="preserve">　　　　　　　　　　（以下「甲」という。）は、　　　　　　　　　　（以下「乙」という。）が実施する「経営者のためのAI実装講座（1対1版）」について、次のとおり同意します。</w:t>
+      </w:r>
+    </w:p>
+    <w:p>
+      <w:pPr>
+        <w:spacing w:after="70" w:line="276"/>
+        <w:ind w:left="220" w:hanging="220"/>
+      </w:pPr>
+      <w:r>
+        <w:rPr>
+          <w:rFonts w:ascii="Yu Gothic" w:cs="Yu Gothic" w:eastAsia="Yu Gothic" w:hAnsi="Yu Gothic"/>
+          <w:b/>
+          <w:bCs/>
+          <w:i w:val="false"/>
+          <w:iCs w:val="false"/>
+          <w:color w:val="000000"/>
+          <w:sz w:val="20"/>
+          <w:szCs w:val="20"/>
+        </w:rPr>
+        <w:t xml:space="preserve">1.　</w:t>
+      </w:r>
+      <w:r>
+        <w:rPr>
+          <w:rFonts w:ascii="Yu Gothic" w:cs="Yu Gothic" w:eastAsia="Yu Gothic" w:hAnsi="Yu Gothic"/>
+          <w:b w:val="false"/>
+          <w:bCs w:val="false"/>
+          <w:i w:val="false"/>
+          <w:iCs w:val="false"/>
+          <w:color w:val="000000"/>
+          <w:sz w:val="20"/>
+          <w:szCs w:val="20"/>
+        </w:rPr>
+        <w:t xml:space="preserve">乙が各回をオンライン会議システムにより録画すること。</w:t>
+      </w:r>
+    </w:p>
+    <w:p>
+      <w:pPr>
+        <w:spacing w:after="70" w:line="276"/>
+        <w:ind w:left="220" w:hanging="220"/>
+      </w:pPr>
+      <w:r>
+        <w:rPr>
+          <w:rFonts w:ascii="Yu Gothic" w:cs="Yu Gothic" w:eastAsia="Yu Gothic" w:hAnsi="Yu Gothic"/>
+          <w:b/>
+          <w:bCs/>
+          <w:i w:val="false"/>
+          <w:iCs w:val="false"/>
+          <w:color w:val="000000"/>
+          <w:sz w:val="20"/>
+          <w:szCs w:val="20"/>
+        </w:rPr>
+        <w:t xml:space="preserve">2.　</w:t>
+      </w:r>
+      <w:r>
+        <w:rPr>
+          <w:rFonts w:ascii="Yu Gothic" w:cs="Yu Gothic" w:eastAsia="Yu Gothic" w:hAnsi="Yu Gothic"/>
+          <w:b w:val="false"/>
+          <w:bCs w:val="false"/>
+          <w:i w:val="false"/>
+          <w:iCs w:val="false"/>
+          <w:color w:val="000000"/>
+          <w:sz w:val="20"/>
+          <w:szCs w:val="20"/>
+        </w:rPr>
+        <w:t xml:space="preserve">乙が録画データを甲に提供すること（当日中）。</w:t>
+      </w:r>
+    </w:p>
+    <w:p>
+      <w:pPr>
+        <w:spacing w:after="70" w:line="276"/>
+        <w:ind w:left="220" w:hanging="220"/>
+      </w:pPr>
+      <w:r>
+        <w:rPr>
+          <w:rFonts w:ascii="Yu Gothic" w:cs="Yu Gothic" w:eastAsia="Yu Gothic" w:hAnsi="Yu Gothic"/>
+          <w:b/>
+          <w:bCs/>
+          <w:i w:val="false"/>
+          <w:iCs w:val="false"/>
+          <w:color w:val="000000"/>
+          <w:sz w:val="20"/>
+          <w:szCs w:val="20"/>
+        </w:rPr>
+        <w:t xml:space="preserve">3.　</w:t>
+      </w:r>
+      <w:r>
+        <w:rPr>
+          <w:rFonts w:ascii="Yu Gothic" w:cs="Yu Gothic" w:eastAsia="Yu Gothic" w:hAnsi="Yu Gothic"/>
+          <w:b w:val="false"/>
+          <w:bCs w:val="false"/>
+          <w:i w:val="false"/>
+          <w:iCs w:val="false"/>
+          <w:color w:val="000000"/>
+          <w:sz w:val="20"/>
+          <w:szCs w:val="20"/>
+        </w:rPr>
+        <w:t xml:space="preserve">甲が「この区間は録画を停止してほしい」と申し出た場合、乙が直ちに停止すること。</w:t>
+      </w:r>
+    </w:p>
+    <w:p>
+      <w:pPr>
+        <w:spacing w:after="70" w:line="276"/>
+        <w:ind w:left="220" w:hanging="220"/>
+      </w:pPr>
+      <w:r>
+        <w:rPr>
+          <w:rFonts w:ascii="Yu Gothic" w:cs="Yu Gothic" w:eastAsia="Yu Gothic" w:hAnsi="Yu Gothic"/>
+          <w:b/>
+          <w:bCs/>
+          <w:i w:val="false"/>
+          <w:iCs w:val="false"/>
+          <w:color w:val="000000"/>
+          <w:sz w:val="20"/>
+          <w:szCs w:val="20"/>
+        </w:rPr>
+        <w:t xml:space="preserve">4.　</w:t>
+      </w:r>
+      <w:r>
+        <w:rPr>
+          <w:rFonts w:ascii="Yu Gothic" w:cs="Yu Gothic" w:eastAsia="Yu Gothic" w:hAnsi="Yu Gothic"/>
+          <w:b w:val="false"/>
+          <w:bCs w:val="false"/>
+          <w:i w:val="false"/>
+          <w:iCs w:val="false"/>
+          <w:color w:val="000000"/>
+          <w:sz w:val="20"/>
+          <w:szCs w:val="20"/>
+        </w:rPr>
+        <w:t xml:space="preserve">乙が保管する録画データの保存期間を、本講座の終了後6か月とすること。期間経過後、乙が削除すること。</w:t>
+      </w:r>
+    </w:p>
+    <w:p>
+      <w:pPr>
+        <w:spacing w:after="70" w:line="276"/>
+        <w:ind w:left="220" w:hanging="220"/>
+      </w:pPr>
+      <w:r>
+        <w:rPr>
+          <w:rFonts w:ascii="Yu Gothic" w:cs="Yu Gothic" w:eastAsia="Yu Gothic" w:hAnsi="Yu Gothic"/>
+          <w:b/>
+          <w:bCs/>
+          <w:i w:val="false"/>
+          <w:iCs w:val="false"/>
+          <w:color w:val="000000"/>
+          <w:sz w:val="20"/>
+          <w:szCs w:val="20"/>
+        </w:rPr>
+        <w:t xml:space="preserve">5.　</w:t>
+      </w:r>
+      <w:r>
+        <w:rPr>
+          <w:rFonts w:ascii="Yu Gothic" w:cs="Yu Gothic" w:eastAsia="Yu Gothic" w:hAnsi="Yu Gothic"/>
+          <w:b w:val="false"/>
+          <w:bCs w:val="false"/>
+          <w:i w:val="false"/>
+          <w:iCs w:val="false"/>
+          <w:color w:val="000000"/>
+          <w:sz w:val="20"/>
+          <w:szCs w:val="20"/>
+        </w:rPr>
+        <w:t xml:space="preserve">乙が録画データを、本講座の実施および甲への提供以外の目的に使用しないこと。教材・事例・広告等への利用には、別途、甲の書面による許諾を要すること。</w:t>
+      </w:r>
+    </w:p>
+    <w:p>
+      <w:pPr>
+        <w:spacing w:after="70" w:line="276"/>
+        <w:ind w:left="220" w:hanging="220"/>
+      </w:pPr>
+      <w:r>
+        <w:rPr>
+          <w:rFonts w:ascii="Yu Gothic" w:cs="Yu Gothic" w:eastAsia="Yu Gothic" w:hAnsi="Yu Gothic"/>
+          <w:b/>
+          <w:bCs/>
+          <w:i w:val="false"/>
+          <w:iCs w:val="false"/>
+          <w:color w:val="000000"/>
+          <w:sz w:val="20"/>
+          <w:szCs w:val="20"/>
+        </w:rPr>
+        <w:t xml:space="preserve">6.　</w:t>
+      </w:r>
+      <w:r>
+        <w:rPr>
+          <w:rFonts w:ascii="Yu Gothic" w:cs="Yu Gothic" w:eastAsia="Yu Gothic" w:hAnsi="Yu Gothic"/>
+          <w:b w:val="false"/>
+          <w:bCs w:val="false"/>
+          <w:i w:val="false"/>
+          <w:iCs w:val="false"/>
+          <w:color w:val="000000"/>
+          <w:sz w:val="20"/>
+          <w:szCs w:val="20"/>
+        </w:rPr>
+        <w:t xml:space="preserve">録画データの社内共有の範囲を、次のとおりとすること。</w:t>
+      </w:r>
+    </w:p>
+    <w:p>
+      <w:pPr>
+        <w:spacing w:after="70" w:line="276"/>
+        <w:ind w:left="220" w:hanging="220"/>
+      </w:pPr>
+      <w:r>
+        <w:rPr>
+          <w:rFonts w:ascii="Yu Gothic" w:cs="Yu Gothic" w:eastAsia="Yu Gothic" w:hAnsi="Yu Gothic"/>
+          <w:b/>
+          <w:bCs/>
+          <w:i w:val="false"/>
+          <w:iCs w:val="false"/>
+          <w:color w:val="000000"/>
+          <w:sz w:val="20"/>
+          <w:szCs w:val="20"/>
+        </w:rPr>
+        <w:t xml:space="preserve">　　</w:t>
+      </w:r>
+      <w:r>
+        <w:rPr>
+          <w:rFonts w:ascii="Yu Gothic" w:cs="Yu Gothic" w:eastAsia="Yu Gothic" w:hAnsi="Yu Gothic"/>
+          <w:b w:val="false"/>
+          <w:bCs w:val="false"/>
+          <w:i w:val="false"/>
+          <w:iCs w:val="false"/>
+          <w:color w:val="000000"/>
+          <w:sz w:val="20"/>
+          <w:szCs w:val="20"/>
+        </w:rPr>
+        <w:t xml:space="preserve">（　）受講者本人のみ　　（　）第6回・第12回の同席者まで　　（　）甲の全社員　　← いずれかに○</w:t>
+      </w:r>
+    </w:p>
+    <w:p>
+      <w:pPr>
+        <w:spacing w:after="120"/>
+      </w:pPr>
+      <w:r>
+        <w:rPr>
+          <w:rFonts w:ascii="Yu Gothic" w:cs="Yu Gothic" w:eastAsia="Yu Gothic" w:hAnsi="Yu Gothic"/>
+          <w:b w:val="false"/>
+          <w:bCs w:val="false"/>
+          <w:i w:val="false"/>
+          <w:iCs w:val="false"/>
+          <w:color w:val="000000"/>
+          <w:sz w:val="21"/>
+          <w:szCs w:val="21"/>
+        </w:rPr>
+        <w:t xml:space="preserve"/>
+      </w:r>
+    </w:p>
+    <w:p>
+      <w:pPr>
+        <w:spacing w:after="180" w:before="0" w:line="276"/>
+      </w:pPr>
+      <w:r>
+        <w:rPr>
+          <w:rFonts w:ascii="Yu Gothic" w:cs="Yu Gothic" w:eastAsia="Yu Gothic" w:hAnsi="Yu Gothic"/>
+          <w:b w:val="false"/>
+          <w:bCs w:val="false"/>
+          <w:i w:val="false"/>
+          <w:iCs w:val="false"/>
+          <w:color w:val="595959"/>
+          <w:sz w:val="19"/>
+          <w:szCs w:val="19"/>
+        </w:rPr>
+        <w:t xml:space="preserve">本同意書の内容は、後日締結する「業務委託・秘密保持・録画の取扱いに関する覚書」に引き継がれます。覚書の締結をもって、本同意書は覚書に吸収されます。</w:t>
+      </w:r>
+    </w:p>
+    <w:p>
+      <w:pPr>
+        <w:spacing w:after="140" w:before="0" w:line="276"/>
+      </w:pPr>
+      <w:r>
+        <w:rPr>
+          <w:rFonts w:ascii="Yu Gothic" w:cs="Yu Gothic" w:eastAsia="Yu Gothic" w:hAnsi="Yu Gothic"/>
+          <w:b w:val="false"/>
+          <w:bCs w:val="false"/>
+          <w:i w:val="false"/>
+          <w:iCs w:val="false"/>
+          <w:color w:val="000000"/>
+          <w:sz w:val="20"/>
+          <w:szCs w:val="20"/>
+        </w:rPr>
+        <w:t xml:space="preserve">　　　　年　　月　　日</w:t>
+      </w:r>
+    </w:p>
+    <w:p>
+      <w:pPr>
+        <w:spacing w:after="100" w:before="0" w:line="276"/>
+      </w:pPr>
+      <w:r>
+        <w:rPr>
+          <w:rFonts w:ascii="Yu Gothic" w:cs="Yu Gothic" w:eastAsia="Yu Gothic" w:hAnsi="Yu Gothic"/>
+          <w:b w:val="false"/>
+          <w:bCs w:val="false"/>
+          <w:i w:val="false"/>
+          <w:iCs w:val="false"/>
+          <w:color w:val="000000"/>
+          <w:sz w:val="20"/>
+          <w:szCs w:val="20"/>
+        </w:rPr>
+        <w:t xml:space="preserve">甲：会社名　　　　　　　　　　　　　　　　お名前　　　　　　　　　　　　</w:t>
+      </w:r>
+    </w:p>
+    <w:p>
+      <w:pPr>
+        <w:spacing w:after="140" w:before="0" w:line="276"/>
+      </w:pPr>
+      <w:r>
+        <w:rPr>
+          <w:rFonts w:ascii="Yu Gothic" w:cs="Yu Gothic" w:eastAsia="Yu Gothic" w:hAnsi="Yu Gothic"/>
+          <w:b w:val="false"/>
+          <w:bCs w:val="false"/>
+          <w:i w:val="false"/>
+          <w:iCs w:val="false"/>
+          <w:color w:val="000000"/>
+          <w:sz w:val="20"/>
+          <w:szCs w:val="20"/>
+        </w:rPr>
+        <w:t xml:space="preserve">乙：　　　　　　　　　　　　　　　　</w:t>
+      </w:r>
+    </w:p>
+    <w:p>
+      <w:pPr>
+        <w:spacing w:after="100" w:before="0" w:line="276"/>
+      </w:pPr>
+      <w:r>
+        <w:rPr>
+          <w:rFonts w:ascii="Yu Gothic" w:cs="Yu Gothic" w:eastAsia="Yu Gothic" w:hAnsi="Yu Gothic"/>
+          <w:b w:val="false"/>
+          <w:bCs w:val="false"/>
+          <w:i w:val="false"/>
+          <w:iCs w:val="false"/>
+          <w:color w:val="595959"/>
+          <w:sz w:val="19"/>
+          <w:szCs w:val="19"/>
+        </w:rPr>
+        <w:t xml:space="preserve">──────────────────────────────────</w:t>
+      </w:r>
+    </w:p>
+    <w:p>
+      <w:pPr>
+        <w:pBdr>
+          <w:top w:val="single" w:color="BBD9D6" w:sz="2" w:space="4"/>
+          <w:left w:val="single" w:color="1F6F6B" w:sz="18" w:space="6"/>
+          <w:bottom w:val="single" w:color="BBD9D6" w:sz="2" w:space="4"/>
+          <w:right w:val="single" w:color="BBD9D6" w:sz="2" w:space="4"/>
+        </w:pBdr>
+        <w:shd w:fill="E8F2F1" w:color="auto" w:val="clear"/>
+        <w:spacing w:after="180" w:before="140" w:line="264"/>
+        <w:ind w:left="120" w:right="120"/>
+      </w:pPr>
+      <w:r>
+        <w:rPr>
+          <w:rFonts w:ascii="Yu Gothic" w:cs="Yu Gothic" w:eastAsia="Yu Gothic" w:hAnsi="Yu Gothic"/>
+          <w:b/>
+          <w:bCs/>
+          <w:i w:val="false"/>
+          <w:iCs w:val="false"/>
+          <w:color w:val="1F6F6B"/>
+          <w:sz w:val="20"/>
+          <w:szCs w:val="20"/>
+        </w:rPr>
+        <w:t xml:space="preserve">メールで送るときの文面　</w:t>
+      </w:r>
+      <w:r>
+        <w:rPr>
+          <w:rFonts w:ascii="Yu Gothic" w:cs="Yu Gothic" w:eastAsia="Yu Gothic" w:hAnsi="Yu Gothic"/>
+          <w:b w:val="false"/>
+          <w:bCs w:val="false"/>
+          <w:i w:val="false"/>
+          <w:iCs w:val="false"/>
+          <w:color w:val="000000"/>
+          <w:sz w:val="20"/>
+          <w:szCs w:val="20"/>
+        </w:rPr>
+        <w:t xml:space="preserve">件名：初回の録画についてのご確認　／　本文：「初回から録画し、当日中にお渡しします。復習用と、社員の方への説明にお使いいただけます。下記6点にご同意いただけましたら、このメールにご返信ください。正式な書面（覚書）は初回のあとにお渡しします」——このあとに上の1〜6を貼り、**返信をもって同意とみなす**と1行添えてください。</w:t>
+      </w:r>
+    </w:p>
+    <w:p>
+      <w:r>
+        <w:br w:type="page"/>
+      </w:r>
+    </w:p>
+    <w:p>
+      <w:pPr>
+        <w:pStyle w:val="Heading1"/>
+        <w:shd w:fill="1F3864" w:color="auto" w:val="clear"/>
+        <w:spacing w:after="200" w:before="360"/>
+        <w:ind w:left="120"/>
+      </w:pPr>
+      <w:r>
+        <w:rPr>
+          <w:rFonts w:ascii="Yu Gothic" w:cs="Yu Gothic" w:eastAsia="Yu Gothic" w:hAnsi="Yu Gothic"/>
+          <w:b/>
+          <w:bCs/>
+          <w:i w:val="false"/>
+          <w:iCs w:val="false"/>
+          <w:color w:val="FFFFFF"/>
+          <w:sz w:val="28"/>
+          <w:szCs w:val="28"/>
+        </w:rPr>
         <w:t xml:space="preserve">参考：この覚書でカバーしていないもの</w:t>
       </w:r>
     </w:p>

--- a/legal/AI実装講座_覚書ひな形.docx
+++ b/legal/AI実装講座_覚書ひな形.docx
@@ -136,7 +136,7 @@
           <w:sz w:val="20"/>
           <w:szCs w:val="20"/>
         </w:rPr>
-        <w:t xml:space="preserve">本書は、契約書の条文案と、講師（乙）向けの検討メモを1冊にまとめたものです。弁護士が作成したものではなく、法律上の判断を示すものでもありません。12回・約5.5か月にわたって受講企業の見積・就業規則・月次数値・顧客FAQを預かり、毎回録画するという本講座の実態から、落としてはいけない論点を漏らさないための下敷きです。そのまま署名に使わず、必ず弁護士の確認を受けてください。</w:t>
+        <w:t xml:space="preserve">本書は、契約書の条文案と、講師（乙）向けの検討メモを1冊にまとめたものです。弁護士が作成したものではなく、法律上の判断を示すものでもありません。12回・約5.5か月にわたって受講企業の見積・就業規則・月次数値・顧客FAQを預かり、毎回録画するという本講座の実態から、落としてはいけない論点を漏らさないための下敷きです。**委託料・支払・解約といった取引条件は、すでに締結している基本契約の側にあります。本覚書はそれに足す形で使います。**そのまま署名に使わず、必ず弁護士の確認を受けてください。</w:t>
       </w:r>
     </w:p>
     <w:p>
@@ -2475,7 +2475,7 @@
           <w:sz w:val="20"/>
           <w:szCs w:val="20"/>
         </w:rPr>
-        <w:t xml:space="preserve">第1項の日数は末尾の記入欄に書きます（本文には書かず、二重管理を避けています）。隔週で組む講座なので、3営業日前あたりが現実的です。**前日・当日のキャンセル料は金額の話なので、委託料を定める本契約書側に置いてください。**本覚書に置くと、料金改定のたびに覚書を締結し直すことになります。</w:t>
+        <w:t xml:space="preserve">第1項の日数は末尾の記入欄に書きます（本文には書かず、二重管理を避けています）。隔週で組む講座なので、3営業日前あたりが現実的です。**前日・当日のキャンセル料は金額の話なので、すでに締結している基本契約（または個別の発注書）側で定めてください。**本覚書に置くと、料金改定のたびに覚書を締結し直すことになります。</w:t>
       </w:r>
     </w:p>
     <w:p>
@@ -4176,7 +4176,7 @@
           <w:sz w:val="28"/>
           <w:szCs w:val="28"/>
         </w:rPr>
-        <w:t xml:space="preserve">参考：この覚書でカバーしていないもの</w:t>
+        <w:t xml:space="preserve">参考：この覚書でカバーしていないもの（基本契約側で確認する）</w:t>
       </w:r>
     </w:p>
     <w:p>
@@ -4194,7 +4194,7 @@
           <w:sz w:val="20"/>
           <w:szCs w:val="20"/>
         </w:rPr>
-        <w:t xml:space="preserve">本覚書は、秘密保持・録画・データ・責任範囲に絞ってあります。次の3つは別の文書で定めてください。**再委託の禁止は第3条6項に入れたので、ここには含めていません。**</w:t>
+        <w:t xml:space="preserve">本覚書は、秘密保持・録画・データ・責任範囲に絞ってあります。次の3つは、すでに締結している基本契約または個別の発注書で定めてください。**再委託の禁止は第3条6項に入れたので、ここには含めていません。**</w:t>
       </w:r>
     </w:p>
     <w:tbl>
@@ -4345,7 +4345,7 @@
                 <w:sz w:val="18"/>
                 <w:szCs w:val="18"/>
               </w:rPr>
-              <w:t xml:space="preserve">案件ごとに変わるため、本契約書側で定める（覚書に金額を書くと、料金改定のたびに締結し直すことになる）</w:t>
+              <w:t xml:space="preserve">すでに締結している基本契約で定める（覚書に金額を書くと、料金改定のたびに締結し直すことになる）</w:t>
             </w:r>
           </w:p>
         </w:tc>
